--- a/model digital.docx
+++ b/model digital.docx
@@ -101,7 +101,7 @@
         <w:pStyle w:val="a7"/>
         <w:spacing w:before="0" w:beforeAutospacing="0" w:after="0" w:afterAutospacing="0"/>
         <w:rPr>
-          <w:rFonts w:ascii="Times New Roman" w:hAnsi="Times New Roman" w:cs="Times New Roman" w:hint="eastAsia"/>
+          <w:rFonts w:ascii="Times New Roman" w:hAnsi="Times New Roman" w:cs="Times New Roman"/>
           <w:color w:val="000000"/>
         </w:rPr>
       </w:pPr>
@@ -280,7 +280,7 @@
         <w:pStyle w:val="a7"/>
         <w:spacing w:before="0" w:beforeAutospacing="0" w:after="0" w:afterAutospacing="0"/>
         <w:rPr>
-          <w:rFonts w:ascii="Times New Roman" w:hAnsi="Times New Roman" w:cs="Times New Roman" w:hint="eastAsia"/>
+          <w:rFonts w:ascii="Times New Roman" w:hAnsi="Times New Roman" w:cs="Times New Roman"/>
           <w:color w:val="000000"/>
         </w:rPr>
       </w:pPr>
@@ -364,7 +364,7 @@
         <w:pStyle w:val="a7"/>
         <w:spacing w:before="0" w:beforeAutospacing="0" w:after="0" w:afterAutospacing="0"/>
         <w:rPr>
-          <w:rFonts w:ascii="Times New Roman" w:hAnsi="Times New Roman" w:cs="Times New Roman" w:hint="eastAsia"/>
+          <w:rFonts w:ascii="Times New Roman" w:hAnsi="Times New Roman" w:cs="Times New Roman"/>
           <w:color w:val="000000"/>
         </w:rPr>
       </w:pPr>
@@ -699,10 +699,10 @@
             <v:path o:extrusionok="f" gradientshapeok="t" o:connecttype="rect"/>
             <o:lock v:ext="edit" aspectratio="t"/>
           </v:shapetype>
-          <v:shape id="_x0000_i1065" type="#_x0000_t75" style="width:17.9pt;height:16.95pt" o:ole="">
+          <v:shape id="_x0000_i1025" type="#_x0000_t75" style="width:17.9pt;height:17.05pt" o:ole="">
             <v:imagedata r:id="rId6" o:title=""/>
           </v:shape>
-          <o:OLEObject Type="Embed" ProgID="Equation.DSMT4" ShapeID="_x0000_i1065" DrawAspect="Content" ObjectID="_1841474921" r:id="rId7"/>
+          <o:OLEObject Type="Embed" ProgID="Equation.DSMT4" ShapeID="_x0000_i1025" DrawAspect="Content" ObjectID="_1844013773" r:id="rId7"/>
         </w:object>
       </w:r>
       <w:r>
@@ -781,7 +781,7 @@
         <w:pStyle w:val="a7"/>
         <w:spacing w:before="0" w:beforeAutospacing="0" w:after="0" w:afterAutospacing="0"/>
         <w:rPr>
-          <w:rFonts w:ascii="Times New Roman" w:hAnsi="Times New Roman" w:cs="Times New Roman" w:hint="eastAsia"/>
+          <w:rFonts w:ascii="Times New Roman" w:hAnsi="Times New Roman" w:cs="Times New Roman"/>
           <w:color w:val="000000"/>
         </w:rPr>
       </w:pPr>
@@ -820,10 +820,10 @@
           <w:position w:val="-10"/>
         </w:rPr>
         <w:object w:dxaOrig="380" w:dyaOrig="340" w14:anchorId="061BCB42">
-          <v:shape id="_x0000_i1068" type="#_x0000_t75" style="width:18.9pt;height:16.95pt" o:ole="">
+          <v:shape id="_x0000_i1026" type="#_x0000_t75" style="width:18.75pt;height:17.05pt" o:ole="">
             <v:imagedata r:id="rId8" o:title=""/>
           </v:shape>
-          <o:OLEObject Type="Embed" ProgID="Equation.DSMT4" ShapeID="_x0000_i1068" DrawAspect="Content" ObjectID="_1841474922" r:id="rId9"/>
+          <o:OLEObject Type="Embed" ProgID="Equation.DSMT4" ShapeID="_x0000_i1026" DrawAspect="Content" ObjectID="_1844013774" r:id="rId9"/>
         </w:object>
       </w:r>
       <w:proofErr w:type="gramStart"/>
@@ -849,14 +849,7 @@
           <w:rFonts w:ascii="Times New Roman" w:hAnsi="Times New Roman" w:cs="Times New Roman"/>
           <w:color w:val="000000"/>
         </w:rPr>
-        <w:t>% Carbon capture coefficient of TU</w:t>
-      </w:r>
-      <w:r>
-        <w:rPr>
-          <w:rFonts w:ascii="Times New Roman" w:hAnsi="Times New Roman" w:cs="Times New Roman"/>
-          <w:color w:val="000000"/>
-        </w:rPr>
-        <w:t xml:space="preserve"> </w:t>
+        <w:t xml:space="preserve">% Carbon capture coefficient of TU </w:t>
       </w:r>
       <w:proofErr w:type="spellStart"/>
       <w:r>
@@ -980,9 +973,72 @@
         <w:pStyle w:val="a7"/>
         <w:spacing w:before="0" w:beforeAutospacing="0" w:after="0" w:afterAutospacing="0"/>
         <w:rPr>
+          <w:rFonts w:ascii="Times New Roman" w:hAnsi="Times New Roman" w:cs="Times New Roman"/>
+          <w:color w:val="000000"/>
+        </w:rPr>
+      </w:pPr>
+      <w:proofErr w:type="spellStart"/>
+      <w:proofErr w:type="gramStart"/>
+      <w:r>
+        <w:rPr>
+          <w:rFonts w:ascii="Times New Roman" w:hAnsi="Times New Roman" w:cs="Times New Roman"/>
+          <w:color w:val="000000"/>
+        </w:rPr>
+        <w:t>si.CCBmin</w:t>
+      </w:r>
+      <w:proofErr w:type="spellEnd"/>
+      <w:proofErr w:type="gramEnd"/>
+      <w:r>
+        <w:rPr>
+          <w:rFonts w:ascii="Times New Roman" w:hAnsi="Times New Roman" w:cs="Times New Roman"/>
+          <w:color w:val="000000"/>
+        </w:rPr>
+        <w:t xml:space="preserve">=[100000 100000];% </w:t>
+      </w:r>
+      <w:r>
+        <w:rPr>
           <w:rFonts w:ascii="Times New Roman" w:hAnsi="Times New Roman" w:cs="Times New Roman" w:hint="eastAsia"/>
           <w:color w:val="000000"/>
         </w:rPr>
+        <w:t>min</w:t>
+      </w:r>
+      <w:r>
+        <w:rPr>
+          <w:rFonts w:ascii="Times New Roman" w:hAnsi="Times New Roman" w:cs="Times New Roman"/>
+          <w:color w:val="000000"/>
+        </w:rPr>
+        <w:t xml:space="preserve"> </w:t>
+      </w:r>
+      <w:r>
+        <w:rPr>
+          <w:rFonts w:ascii="Times New Roman" w:hAnsi="Times New Roman" w:cs="Times New Roman" w:hint="eastAsia"/>
+          <w:color w:val="000000"/>
+        </w:rPr>
+        <w:t>carbon</w:t>
+      </w:r>
+      <w:r>
+        <w:rPr>
+          <w:rFonts w:ascii="Times New Roman" w:hAnsi="Times New Roman" w:cs="Times New Roman"/>
+          <w:color w:val="000000"/>
+        </w:rPr>
+        <w:t xml:space="preserve"> </w:t>
+      </w:r>
+      <w:r>
+        <w:rPr>
+          <w:rFonts w:ascii="Times New Roman" w:hAnsi="Times New Roman" w:cs="Times New Roman"/>
+          <w:color w:val="000000"/>
+        </w:rPr>
+        <w:t>inventory</w:t>
+      </w:r>
+    </w:p>
+    <w:p>
+      <w:pPr>
+        <w:pStyle w:val="a7"/>
+        <w:spacing w:before="0" w:beforeAutospacing="0" w:after="0" w:afterAutospacing="0"/>
+        <w:rPr>
+          <w:rFonts w:ascii="Times New Roman" w:hAnsi="Times New Roman" w:cs="Times New Roman"/>
+          <w:color w:val="000000"/>
+        </w:rPr>
       </w:pPr>
       <w:proofErr w:type="spellStart"/>
       <w:proofErr w:type="gramStart"/>
@@ -991,7 +1047,7 @@
           <w:rFonts w:ascii="Times New Roman" w:hAnsi="Times New Roman" w:cs="Times New Roman"/>
           <w:color w:val="000000"/>
         </w:rPr>
-        <w:t>si.CCBmin</w:t>
+        <w:t>si.CCBcmax</w:t>
       </w:r>
       <w:proofErr w:type="spellEnd"/>
       <w:proofErr w:type="gramEnd"/>
@@ -1000,21 +1056,49 @@
           <w:rFonts w:ascii="Times New Roman" w:hAnsi="Times New Roman" w:cs="Times New Roman"/>
           <w:color w:val="000000"/>
         </w:rPr>
-        <w:t xml:space="preserve">=[100000 100000];% </w:t>
+        <w:t xml:space="preserve">=[500000 500000];% max </w:t>
       </w:r>
       <w:r>
         <w:rPr>
           <w:rFonts w:ascii="Times New Roman" w:hAnsi="Times New Roman" w:cs="Times New Roman" w:hint="eastAsia"/>
           <w:color w:val="000000"/>
         </w:rPr>
-        <w:t>min</w:t>
-      </w:r>
-      <w:r>
-        <w:rPr>
-          <w:rFonts w:ascii="Times New Roman" w:hAnsi="Times New Roman" w:cs="Times New Roman"/>
-          <w:color w:val="000000"/>
-        </w:rPr>
-        <w:t xml:space="preserve"> </w:t>
+        <w:t>carbon</w:t>
+      </w:r>
+      <w:r>
+        <w:rPr>
+          <w:rFonts w:ascii="Times New Roman" w:hAnsi="Times New Roman" w:cs="Times New Roman"/>
+          <w:color w:val="000000"/>
+        </w:rPr>
+        <w:t xml:space="preserve"> flow-in rate</w:t>
+      </w:r>
+    </w:p>
+    <w:p>
+      <w:pPr>
+        <w:pStyle w:val="a7"/>
+        <w:spacing w:before="0" w:beforeAutospacing="0" w:after="0" w:afterAutospacing="0"/>
+        <w:rPr>
+          <w:rFonts w:ascii="Times New Roman" w:hAnsi="Times New Roman" w:cs="Times New Roman"/>
+          <w:color w:val="000000"/>
+        </w:rPr>
+      </w:pPr>
+      <w:proofErr w:type="spellStart"/>
+      <w:proofErr w:type="gramStart"/>
+      <w:r>
+        <w:rPr>
+          <w:rFonts w:ascii="Times New Roman" w:hAnsi="Times New Roman" w:cs="Times New Roman"/>
+          <w:color w:val="000000"/>
+        </w:rPr>
+        <w:t>si.CCBdmax</w:t>
+      </w:r>
+      <w:proofErr w:type="spellEnd"/>
+      <w:proofErr w:type="gramEnd"/>
+      <w:r>
+        <w:rPr>
+          <w:rFonts w:ascii="Times New Roman" w:hAnsi="Times New Roman" w:cs="Times New Roman"/>
+          <w:color w:val="000000"/>
+        </w:rPr>
+        <w:t xml:space="preserve">=[1000000 1000000];% max </w:t>
       </w:r>
       <w:r>
         <w:rPr>
@@ -1028,121 +1112,30 @@
           <w:rFonts w:ascii="Times New Roman" w:hAnsi="Times New Roman" w:cs="Times New Roman"/>
           <w:color w:val="000000"/>
         </w:rPr>
-        <w:t xml:space="preserve"> </w:t>
-      </w:r>
-      <w:r>
-        <w:rPr>
-          <w:rFonts w:ascii="Times New Roman" w:hAnsi="Times New Roman" w:cs="Times New Roman"/>
-          <w:color w:val="000000"/>
-        </w:rPr>
-        <w:t>inventory</w:t>
-      </w:r>
-    </w:p>
-    <w:p>
-      <w:pPr>
-        <w:pStyle w:val="a7"/>
-        <w:spacing w:before="0" w:beforeAutospacing="0" w:after="0" w:afterAutospacing="0"/>
-        <w:rPr>
-          <w:rFonts w:ascii="Times New Roman" w:hAnsi="Times New Roman" w:cs="Times New Roman"/>
-          <w:color w:val="000000"/>
-        </w:rPr>
-      </w:pPr>
-      <w:proofErr w:type="spellStart"/>
-      <w:proofErr w:type="gramStart"/>
-      <w:r>
-        <w:rPr>
-          <w:rFonts w:ascii="Times New Roman" w:hAnsi="Times New Roman" w:cs="Times New Roman"/>
-          <w:color w:val="000000"/>
-        </w:rPr>
-        <w:t>si.CCBcmax</w:t>
-      </w:r>
-      <w:proofErr w:type="spellEnd"/>
-      <w:proofErr w:type="gramEnd"/>
-      <w:r>
-        <w:rPr>
-          <w:rFonts w:ascii="Times New Roman" w:hAnsi="Times New Roman" w:cs="Times New Roman"/>
-          <w:color w:val="000000"/>
-        </w:rPr>
-        <w:t xml:space="preserve">=[500000 500000];% max </w:t>
+        <w:t xml:space="preserve"> flow-out rate</w:t>
+      </w:r>
+    </w:p>
+    <w:p>
+      <w:pPr>
+        <w:pStyle w:val="a7"/>
+        <w:spacing w:before="0" w:beforeAutospacing="0" w:after="0" w:afterAutospacing="0"/>
+        <w:rPr>
+          <w:rFonts w:ascii="Times New Roman" w:hAnsi="Times New Roman" w:cs="Times New Roman"/>
+          <w:color w:val="000000"/>
+        </w:rPr>
+      </w:pPr>
+      <w:r>
+        <w:rPr>
+          <w:rFonts w:ascii="Times New Roman" w:hAnsi="Times New Roman" w:cs="Times New Roman"/>
+          <w:color w:val="000000"/>
+        </w:rPr>
+        <w:t>Methanol synthesis plant</w:t>
       </w:r>
       <w:r>
         <w:rPr>
           <w:rFonts w:ascii="Times New Roman" w:hAnsi="Times New Roman" w:cs="Times New Roman" w:hint="eastAsia"/>
           <w:color w:val="000000"/>
         </w:rPr>
-        <w:t>carbon</w:t>
-      </w:r>
-      <w:r>
-        <w:rPr>
-          <w:rFonts w:ascii="Times New Roman" w:hAnsi="Times New Roman" w:cs="Times New Roman"/>
-          <w:color w:val="000000"/>
-        </w:rPr>
-        <w:t xml:space="preserve"> flow-in rate</w:t>
-      </w:r>
-    </w:p>
-    <w:p>
-      <w:pPr>
-        <w:pStyle w:val="a7"/>
-        <w:spacing w:before="0" w:beforeAutospacing="0" w:after="0" w:afterAutospacing="0"/>
-        <w:rPr>
-          <w:rFonts w:ascii="Times New Roman" w:hAnsi="Times New Roman" w:cs="Times New Roman" w:hint="eastAsia"/>
-          <w:color w:val="000000"/>
-        </w:rPr>
-      </w:pPr>
-      <w:proofErr w:type="spellStart"/>
-      <w:proofErr w:type="gramStart"/>
-      <w:r>
-        <w:rPr>
-          <w:rFonts w:ascii="Times New Roman" w:hAnsi="Times New Roman" w:cs="Times New Roman"/>
-          <w:color w:val="000000"/>
-        </w:rPr>
-        <w:t>si.CCBdmax</w:t>
-      </w:r>
-      <w:proofErr w:type="spellEnd"/>
-      <w:proofErr w:type="gramEnd"/>
-      <w:r>
-        <w:rPr>
-          <w:rFonts w:ascii="Times New Roman" w:hAnsi="Times New Roman" w:cs="Times New Roman"/>
-          <w:color w:val="000000"/>
-        </w:rPr>
-        <w:t xml:space="preserve">=[1000000 1000000];% max </w:t>
-      </w:r>
-      <w:r>
-        <w:rPr>
-          <w:rFonts w:ascii="Times New Roman" w:hAnsi="Times New Roman" w:cs="Times New Roman" w:hint="eastAsia"/>
-          <w:color w:val="000000"/>
-        </w:rPr>
-        <w:t>carbon</w:t>
-      </w:r>
-      <w:r>
-        <w:rPr>
-          <w:rFonts w:ascii="Times New Roman" w:hAnsi="Times New Roman" w:cs="Times New Roman"/>
-          <w:color w:val="000000"/>
-        </w:rPr>
-        <w:t xml:space="preserve"> flow-out rate</w:t>
-      </w:r>
-    </w:p>
-    <w:p>
-      <w:pPr>
-        <w:pStyle w:val="a7"/>
-        <w:spacing w:before="0" w:beforeAutospacing="0" w:after="0" w:afterAutospacing="0"/>
-        <w:rPr>
-          <w:rFonts w:ascii="Times New Roman" w:hAnsi="Times New Roman" w:cs="Times New Roman"/>
-          <w:color w:val="000000"/>
-        </w:rPr>
-      </w:pPr>
-      <w:r>
-        <w:rPr>
-          <w:rFonts w:ascii="Times New Roman" w:hAnsi="Times New Roman" w:cs="Times New Roman"/>
-          <w:color w:val="000000"/>
-        </w:rPr>
-        <w:t>Methanol synthesis plant</w:t>
-      </w:r>
-      <w:r>
-        <w:rPr>
-          <w:rFonts w:ascii="Times New Roman" w:hAnsi="Times New Roman" w:cs="Times New Roman" w:hint="eastAsia"/>
-          <w:color w:val="000000"/>
-        </w:rPr>
         <w:t>：</w:t>
       </w:r>
     </w:p>
@@ -1163,10 +1156,10 @@
           <w:position w:val="-14"/>
         </w:rPr>
         <w:object w:dxaOrig="400" w:dyaOrig="380" w14:anchorId="05841E87">
-          <v:shape id="_x0000_i1027" type="#_x0000_t75" style="width:19.85pt;height:18.9pt" o:ole="">
+          <v:shape id="_x0000_i1027" type="#_x0000_t75" style="width:20pt;height:18.75pt" o:ole="">
             <v:imagedata r:id="rId10" o:title=""/>
           </v:shape>
-          <o:OLEObject Type="Embed" ProgID="Equation.DSMT4" ShapeID="_x0000_i1027" DrawAspect="Content" ObjectID="_1841474923" r:id="rId11"/>
+          <o:OLEObject Type="Embed" ProgID="Equation.DSMT4" ShapeID="_x0000_i1027" DrawAspect="Content" ObjectID="_1844013775" r:id="rId11"/>
         </w:object>
       </w:r>
       <w:r>
@@ -1193,10 +1186,10 @@
           <w:position w:val="-14"/>
         </w:rPr>
         <w:object w:dxaOrig="400" w:dyaOrig="380" w14:anchorId="3BC47AC7">
-          <v:shape id="_x0000_i1031" type="#_x0000_t75" style="width:19.85pt;height:18.9pt" o:ole="">
+          <v:shape id="_x0000_i1028" type="#_x0000_t75" style="width:20pt;height:18.75pt" o:ole="">
             <v:imagedata r:id="rId12" o:title=""/>
           </v:shape>
-          <o:OLEObject Type="Embed" ProgID="Equation.DSMT4" ShapeID="_x0000_i1031" DrawAspect="Content" ObjectID="_1841474924" r:id="rId13"/>
+          <o:OLEObject Type="Embed" ProgID="Equation.DSMT4" ShapeID="_x0000_i1028" DrawAspect="Content" ObjectID="_1844013776" r:id="rId13"/>
         </w:object>
       </w:r>
       <w:r>
@@ -1211,21 +1204,7 @@
           <w:rFonts w:ascii="Times New Roman" w:hAnsi="Times New Roman" w:cs="Times New Roman"/>
           <w:color w:val="000000"/>
         </w:rPr>
-        <w:t>4.49e-2;</w:t>
-      </w:r>
-      <w:r>
-        <w:rPr>
-          <w:rFonts w:ascii="Times New Roman" w:hAnsi="Times New Roman" w:cs="Times New Roman"/>
-          <w:color w:val="000000"/>
-        </w:rPr>
-        <w:t xml:space="preserve"> </w:t>
-      </w:r>
-      <w:r>
-        <w:rPr>
-          <w:rFonts w:ascii="Times New Roman" w:hAnsi="Times New Roman" w:cs="Times New Roman"/>
-          <w:color w:val="000000"/>
-        </w:rPr>
-        <w:t>constant a1:MW a</w:t>
+        <w:t>4.49e-2; constant a1:MW a</w:t>
       </w:r>
       <w:proofErr w:type="gramStart"/>
       <w:r>
@@ -1358,10 +1337,10 @@
           <w:position w:val="-14"/>
         </w:rPr>
         <w:object w:dxaOrig="360" w:dyaOrig="380" w14:anchorId="7B639328">
-          <v:shape id="_x0000_i1037" type="#_x0000_t75" style="width:17.9pt;height:18.9pt" o:ole="">
+          <v:shape id="_x0000_i1029" type="#_x0000_t75" style="width:17.9pt;height:18.75pt" o:ole="">
             <v:imagedata r:id="rId14" o:title=""/>
           </v:shape>
-          <o:OLEObject Type="Embed" ProgID="Equation.DSMT4" ShapeID="_x0000_i1037" DrawAspect="Content" ObjectID="_1841474925" r:id="rId15"/>
+          <o:OLEObject Type="Embed" ProgID="Equation.DSMT4" ShapeID="_x0000_i1029" DrawAspect="Content" ObjectID="_1844013777" r:id="rId15"/>
         </w:object>
       </w:r>
       <w:r>
@@ -1396,10 +1375,10 @@
           <w:position w:val="-14"/>
         </w:rPr>
         <w:object w:dxaOrig="360" w:dyaOrig="380" w14:anchorId="166B104F">
-          <v:shape id="_x0000_i1044" type="#_x0000_t75" style="width:17.9pt;height:18.9pt" o:ole="">
+          <v:shape id="_x0000_i1030" type="#_x0000_t75" style="width:17.9pt;height:18.75pt" o:ole="">
             <v:imagedata r:id="rId16" o:title=""/>
           </v:shape>
-          <o:OLEObject Type="Embed" ProgID="Equation.DSMT4" ShapeID="_x0000_i1044" DrawAspect="Content" ObjectID="_1841474926" r:id="rId17"/>
+          <o:OLEObject Type="Embed" ProgID="Equation.DSMT4" ShapeID="_x0000_i1030" DrawAspect="Content" ObjectID="_1844013778" r:id="rId17"/>
         </w:object>
       </w:r>
       <w:r>
@@ -1434,10 +1413,10 @@
           <w:position w:val="-14"/>
         </w:rPr>
         <w:object w:dxaOrig="360" w:dyaOrig="380" w14:anchorId="34C5233C">
-          <v:shape id="_x0000_i1046" type="#_x0000_t75" style="width:17.9pt;height:18.9pt" o:ole="">
+          <v:shape id="_x0000_i1031" type="#_x0000_t75" style="width:17.9pt;height:18.75pt" o:ole="">
             <v:imagedata r:id="rId18" o:title=""/>
           </v:shape>
-          <o:OLEObject Type="Embed" ProgID="Equation.DSMT4" ShapeID="_x0000_i1046" DrawAspect="Content" ObjectID="_1841474927" r:id="rId19"/>
+          <o:OLEObject Type="Embed" ProgID="Equation.DSMT4" ShapeID="_x0000_i1031" DrawAspect="Content" ObjectID="_1844013779" r:id="rId19"/>
         </w:object>
       </w:r>
       <w:r>
@@ -1491,7 +1470,7 @@
         <w:snapToGrid w:val="0"/>
         <w:spacing w:before="0" w:beforeAutospacing="0" w:after="0" w:afterAutospacing="0"/>
         <w:rPr>
-          <w:rFonts w:ascii="Times New Roman" w:hAnsi="Times New Roman" w:cs="Times New Roman" w:hint="eastAsia"/>
+          <w:rFonts w:ascii="Times New Roman" w:hAnsi="Times New Roman" w:cs="Times New Roman"/>
           <w:color w:val="000000"/>
         </w:rPr>
       </w:pPr>
@@ -1502,10 +1481,10 @@
           <w:position w:val="-14"/>
         </w:rPr>
         <w:object w:dxaOrig="480" w:dyaOrig="380" w14:anchorId="0843F760">
-          <v:shape id="_x0000_i1060" type="#_x0000_t75" style="width:24.1pt;height:18.9pt" o:ole="">
+          <v:shape id="_x0000_i1032" type="#_x0000_t75" style="width:24.15pt;height:18.75pt" o:ole="">
             <v:imagedata r:id="rId20" o:title=""/>
           </v:shape>
-          <o:OLEObject Type="Embed" ProgID="Equation.DSMT4" ShapeID="_x0000_i1060" DrawAspect="Content" ObjectID="_1841474928" r:id="rId21"/>
+          <o:OLEObject Type="Embed" ProgID="Equation.DSMT4" ShapeID="_x0000_i1032" DrawAspect="Content" ObjectID="_1844013780" r:id="rId21"/>
         </w:object>
       </w:r>
       <w:r>
@@ -1533,10 +1512,10 @@
           <w:position w:val="-14"/>
         </w:rPr>
         <w:object w:dxaOrig="480" w:dyaOrig="380" w14:anchorId="5693BF76">
-          <v:shape id="_x0000_i1056" type="#_x0000_t75" style="width:24.1pt;height:18.9pt" o:ole="">
+          <v:shape id="_x0000_i1033" type="#_x0000_t75" style="width:24.15pt;height:18.75pt" o:ole="">
             <v:imagedata r:id="rId22" o:title=""/>
           </v:shape>
-          <o:OLEObject Type="Embed" ProgID="Equation.DSMT4" ShapeID="_x0000_i1056" DrawAspect="Content" ObjectID="_1841474929" r:id="rId23"/>
+          <o:OLEObject Type="Embed" ProgID="Equation.DSMT4" ShapeID="_x0000_i1033" DrawAspect="Content" ObjectID="_1844013781" r:id="rId23"/>
         </w:object>
       </w:r>
       <w:r>
@@ -1630,21 +1609,7 @@
           <w:rFonts w:ascii="Times New Roman" w:hAnsi="Times New Roman" w:cs="Times New Roman"/>
           <w:color w:val="000000"/>
         </w:rPr>
-        <w:t>=1;%</w:t>
-      </w:r>
-      <w:r>
-        <w:rPr>
-          <w:rFonts w:ascii="Times New Roman" w:hAnsi="Times New Roman" w:cs="Times New Roman"/>
-          <w:color w:val="000000"/>
-        </w:rPr>
-        <w:t xml:space="preserve"> </w:t>
-      </w:r>
-      <w:r>
-        <w:rPr>
-          <w:rFonts w:ascii="Times New Roman" w:hAnsi="Times New Roman" w:cs="Times New Roman"/>
-          <w:color w:val="000000"/>
-        </w:rPr>
-        <w:t>Methanol storage tank venting efficiency/charging efficiency</w:t>
+        <w:t>=1;% Methanol storage tank venting efficiency/charging efficiency</w:t>
       </w:r>
     </w:p>
     <w:p>
@@ -1680,269 +1645,297 @@
         <w:pStyle w:val="a7"/>
         <w:spacing w:before="0" w:beforeAutospacing="0" w:after="0" w:afterAutospacing="0"/>
         <w:rPr>
+          <w:rFonts w:ascii="Times New Roman" w:hAnsi="Times New Roman" w:cs="Times New Roman"/>
+          <w:color w:val="000000"/>
+        </w:rPr>
+      </w:pPr>
+      <w:proofErr w:type="spellStart"/>
+      <w:proofErr w:type="gramStart"/>
+      <w:r>
+        <w:rPr>
+          <w:rFonts w:ascii="Times New Roman" w:hAnsi="Times New Roman" w:cs="Times New Roman"/>
+          <w:color w:val="000000"/>
+        </w:rPr>
+        <w:t>si.MMBcmax</w:t>
+      </w:r>
+      <w:proofErr w:type="spellEnd"/>
+      <w:proofErr w:type="gramEnd"/>
+      <w:r>
+        <w:rPr>
           <w:rFonts w:ascii="Times New Roman" w:hAnsi="Times New Roman" w:cs="Times New Roman" w:hint="eastAsia"/>
           <w:color w:val="000000"/>
         </w:rPr>
-      </w:pPr>
+        <w:t>=</w:t>
+      </w:r>
+      <w:r>
+        <w:rPr>
+          <w:rFonts w:ascii="Times New Roman" w:hAnsi="Times New Roman" w:cs="Times New Roman"/>
+          <w:color w:val="000000"/>
+        </w:rPr>
+        <w:t xml:space="preserve"> </w:t>
+      </w:r>
       <w:proofErr w:type="spellStart"/>
-      <w:proofErr w:type="gramStart"/>
-      <w:r>
-        <w:rPr>
-          <w:rFonts w:ascii="Times New Roman" w:hAnsi="Times New Roman" w:cs="Times New Roman"/>
-          <w:color w:val="000000"/>
-        </w:rPr>
-        <w:t>si.MMBcmax</w:t>
+      <w:r>
+        <w:rPr>
+          <w:rFonts w:ascii="Times New Roman" w:hAnsi="Times New Roman" w:cs="Times New Roman"/>
+          <w:color w:val="000000"/>
+        </w:rPr>
+        <w:t>si.MMBdmax</w:t>
       </w:r>
       <w:proofErr w:type="spellEnd"/>
-      <w:proofErr w:type="gramEnd"/>
+      <w:r>
+        <w:rPr>
+          <w:rFonts w:ascii="Times New Roman" w:hAnsi="Times New Roman" w:cs="Times New Roman"/>
+          <w:color w:val="000000"/>
+        </w:rPr>
+        <w:t xml:space="preserve"> =10000000;% Methanol charging/venting upper limit</w:t>
+      </w:r>
+    </w:p>
+    <w:p>
+      <w:pPr>
+        <w:pStyle w:val="a7"/>
+        <w:spacing w:before="0" w:beforeAutospacing="0" w:after="0" w:afterAutospacing="0"/>
+        <w:rPr>
+          <w:rFonts w:ascii="Times New Roman" w:hAnsi="Times New Roman" w:cs="Times New Roman"/>
+          <w:color w:val="000000"/>
+        </w:rPr>
+      </w:pPr>
+      <w:proofErr w:type="spellStart"/>
+      <w:r>
+        <w:rPr>
+          <w:rFonts w:ascii="Times New Roman" w:hAnsi="Times New Roman" w:cs="Times New Roman"/>
+          <w:color w:val="000000"/>
+        </w:rPr>
+        <w:t>MBmax</w:t>
+      </w:r>
+      <w:proofErr w:type="spellEnd"/>
+      <w:r>
+        <w:rPr>
+          <w:rFonts w:ascii="Times New Roman" w:hAnsi="Times New Roman" w:cs="Times New Roman"/>
+          <w:color w:val="000000"/>
+        </w:rPr>
+        <w:t xml:space="preserve"> =</w:t>
+      </w:r>
+      <w:proofErr w:type="gramStart"/>
+      <w:r>
+        <w:rPr>
+          <w:rFonts w:ascii="Times New Roman" w:hAnsi="Times New Roman" w:cs="Times New Roman"/>
+          <w:color w:val="000000"/>
+        </w:rPr>
+        <w:t>25000;</w:t>
+      </w:r>
       <w:r>
         <w:rPr>
           <w:rFonts w:ascii="Times New Roman" w:hAnsi="Times New Roman" w:cs="Times New Roman" w:hint="eastAsia"/>
           <w:color w:val="000000"/>
         </w:rPr>
-        <w:t>=</w:t>
-      </w:r>
-      <w:r>
-        <w:rPr>
-          <w:rFonts w:ascii="Times New Roman" w:hAnsi="Times New Roman" w:cs="Times New Roman"/>
-          <w:color w:val="000000"/>
-        </w:rPr>
-        <w:t xml:space="preserve"> </w:t>
-      </w:r>
+        <w:t>%</w:t>
+      </w:r>
+      <w:proofErr w:type="gramEnd"/>
+      <w:r>
+        <w:t xml:space="preserve"> </w:t>
+      </w:r>
+      <w:r>
+        <w:rPr>
+          <w:rFonts w:ascii="Times New Roman" w:hAnsi="Times New Roman" w:cs="Times New Roman"/>
+          <w:color w:val="000000"/>
+        </w:rPr>
+        <w:t>Capacity of the methanol storage tank and minimum methanol demand (kg)</w:t>
+      </w:r>
+    </w:p>
+    <w:p>
+      <w:pPr>
+        <w:pStyle w:val="a7"/>
+        <w:spacing w:before="0" w:beforeAutospacing="0" w:after="0" w:afterAutospacing="0"/>
+        <w:rPr>
+          <w:rFonts w:ascii="Times New Roman" w:hAnsi="Times New Roman" w:cs="Times New Roman"/>
+          <w:color w:val="000000"/>
+        </w:rPr>
+      </w:pPr>
+      <w:r>
+        <w:rPr>
+          <w:rFonts w:ascii="Times New Roman" w:hAnsi="Times New Roman" w:cs="Times New Roman"/>
+          <w:color w:val="000000"/>
+        </w:rPr>
+        <w:t>C</w:t>
+      </w:r>
+      <w:r>
+        <w:rPr>
+          <w:rFonts w:ascii="Times New Roman" w:hAnsi="Times New Roman" w:cs="Times New Roman" w:hint="eastAsia"/>
+          <w:color w:val="000000"/>
+        </w:rPr>
+        <w:t>ase</w:t>
+      </w:r>
+      <w:r>
+        <w:rPr>
+          <w:rFonts w:ascii="Times New Roman" w:hAnsi="Times New Roman" w:cs="Times New Roman"/>
+          <w:color w:val="000000"/>
+        </w:rPr>
+        <w:t xml:space="preserve"> </w:t>
+      </w:r>
+      <w:r>
+        <w:rPr>
+          <w:rFonts w:ascii="Times New Roman" w:hAnsi="Times New Roman" w:cs="Times New Roman" w:hint="eastAsia"/>
+          <w:color w:val="000000"/>
+        </w:rPr>
+        <w:t>1</w:t>
+      </w:r>
+      <w:r>
+        <w:rPr>
+          <w:rFonts w:ascii="Times New Roman" w:hAnsi="Times New Roman" w:cs="Times New Roman"/>
+          <w:color w:val="000000"/>
+        </w:rPr>
+        <w:t xml:space="preserve"> </w:t>
+      </w:r>
+      <w:r>
+        <w:rPr>
+          <w:rFonts w:ascii="Times New Roman" w:hAnsi="Times New Roman" w:cs="Times New Roman"/>
+          <w:color w:val="000000"/>
+        </w:rPr>
+        <w:t>P</w:t>
+      </w:r>
+      <w:r>
+        <w:rPr>
+          <w:rFonts w:ascii="Times New Roman" w:hAnsi="Times New Roman" w:cs="Times New Roman" w:hint="eastAsia"/>
+          <w:color w:val="000000"/>
+        </w:rPr>
+        <w:t>ipeline</w:t>
+      </w:r>
+      <w:r>
+        <w:rPr>
+          <w:rFonts w:ascii="Times New Roman" w:hAnsi="Times New Roman" w:cs="Times New Roman"/>
+          <w:color w:val="000000"/>
+        </w:rPr>
+        <w:t xml:space="preserve"> </w:t>
+      </w:r>
+      <w:r>
+        <w:rPr>
+          <w:rFonts w:ascii="Times New Roman" w:hAnsi="Times New Roman" w:cs="Times New Roman" w:hint="eastAsia"/>
+          <w:color w:val="000000"/>
+        </w:rPr>
+        <w:t>parameter</w:t>
+      </w:r>
+      <w:r>
+        <w:rPr>
+          <w:rFonts w:ascii="Times New Roman" w:hAnsi="Times New Roman" w:cs="Times New Roman" w:hint="eastAsia"/>
+          <w:color w:val="000000"/>
+        </w:rPr>
+        <w:t>：</w:t>
+      </w:r>
+    </w:p>
+    <w:p>
+      <w:pPr>
+        <w:pStyle w:val="a7"/>
+        <w:spacing w:before="0" w:beforeAutospacing="0" w:after="0" w:afterAutospacing="0"/>
+        <w:rPr>
+          <w:rFonts w:ascii="Times New Roman" w:hAnsi="Times New Roman" w:cs="Times New Roman"/>
+          <w:color w:val="000000"/>
+        </w:rPr>
+      </w:pPr>
+      <w:r>
+        <w:rPr>
+          <w:rFonts w:ascii="Times New Roman" w:hAnsi="Times New Roman" w:cs="Times New Roman"/>
+          <w:color w:val="000000"/>
+        </w:rPr>
+        <w:t>product density</w:t>
+      </w:r>
+      <w:proofErr w:type="gramStart"/>
+      <w:r>
+        <w:rPr>
+          <w:rFonts w:ascii="Times New Roman" w:hAnsi="Times New Roman" w:cs="Times New Roman"/>
+          <w:color w:val="000000"/>
+        </w:rPr>
+        <w:t>=[</w:t>
+      </w:r>
+      <w:proofErr w:type="gramEnd"/>
+      <w:r>
+        <w:rPr>
+          <w:rFonts w:ascii="Times New Roman" w:hAnsi="Times New Roman" w:cs="Times New Roman"/>
+          <w:color w:val="000000"/>
+        </w:rPr>
+        <w:t>847.4;724.0;791.3] 0# diesel / 92# gasoline / methanol(kg/m3)</w:t>
+      </w:r>
+    </w:p>
+    <w:p>
+      <w:pPr>
+        <w:pStyle w:val="a7"/>
+        <w:spacing w:before="0" w:beforeAutospacing="0" w:after="0" w:afterAutospacing="0"/>
+        <w:rPr>
+          <w:rFonts w:ascii="Times New Roman" w:hAnsi="Times New Roman" w:cs="Times New Roman"/>
+          <w:color w:val="000000"/>
+        </w:rPr>
+      </w:pPr>
+      <w:r>
+        <w:rPr>
+          <w:rFonts w:ascii="Times New Roman" w:hAnsi="Times New Roman" w:cs="Times New Roman"/>
+          <w:color w:val="000000"/>
+        </w:rPr>
+        <w:t>viscosity</w:t>
+      </w:r>
+      <w:proofErr w:type="gramStart"/>
+      <w:r>
+        <w:rPr>
+          <w:rFonts w:ascii="Times New Roman" w:hAnsi="Times New Roman" w:cs="Times New Roman"/>
+          <w:color w:val="000000"/>
+        </w:rPr>
+        <w:t>=[</w:t>
+      </w:r>
+      <w:proofErr w:type="gramEnd"/>
+      <w:r>
+        <w:rPr>
+          <w:rFonts w:ascii="Times New Roman" w:hAnsi="Times New Roman" w:cs="Times New Roman"/>
+          <w:color w:val="000000"/>
+        </w:rPr>
+        <w:t>6e-6; 2e</w:t>
+      </w:r>
+      <w:r>
+        <w:rPr>
+          <w:rFonts w:ascii="Times New Roman" w:eastAsia="微软雅黑" w:hAnsi="Times New Roman" w:cs="Times New Roman"/>
+          <w:color w:val="000000"/>
+        </w:rPr>
+        <w:t>−</w:t>
+      </w:r>
+      <w:r>
+        <w:rPr>
+          <w:rFonts w:ascii="Times New Roman" w:hAnsi="Times New Roman" w:cs="Times New Roman"/>
+          <w:color w:val="000000"/>
+        </w:rPr>
+        <w:t>6;5.9e</w:t>
+      </w:r>
+      <w:r>
+        <w:rPr>
+          <w:rFonts w:ascii="Times New Roman" w:eastAsia="微软雅黑" w:hAnsi="Times New Roman" w:cs="Times New Roman"/>
+          <w:color w:val="000000"/>
+        </w:rPr>
+        <w:t>−</w:t>
+      </w:r>
+      <w:r>
+        <w:rPr>
+          <w:rFonts w:ascii="Times New Roman" w:hAnsi="Times New Roman" w:cs="Times New Roman"/>
+          <w:color w:val="000000"/>
+        </w:rPr>
+        <w:t>6]( m2/s)</w:t>
+      </w:r>
+    </w:p>
+    <w:p>
+      <w:pPr>
+        <w:pStyle w:val="a7"/>
+        <w:spacing w:before="0" w:beforeAutospacing="0" w:after="0" w:afterAutospacing="0"/>
+        <w:rPr>
+          <w:rFonts w:ascii="Times New Roman" w:hAnsi="Times New Roman" w:cs="Times New Roman"/>
+          <w:color w:val="000000"/>
+        </w:rPr>
+      </w:pPr>
       <w:proofErr w:type="spellStart"/>
-      <w:r>
-        <w:rPr>
-          <w:rFonts w:ascii="Times New Roman" w:hAnsi="Times New Roman" w:cs="Times New Roman"/>
-          <w:color w:val="000000"/>
-        </w:rPr>
-        <w:t>si.MMBdmax</w:t>
+      <w:proofErr w:type="gramStart"/>
+      <w:r>
+        <w:rPr>
+          <w:rFonts w:ascii="Times New Roman" w:hAnsi="Times New Roman" w:cs="Times New Roman"/>
+          <w:color w:val="000000"/>
+        </w:rPr>
+        <w:t>si.PipeLD</w:t>
       </w:r>
       <w:proofErr w:type="spellEnd"/>
-      <w:r>
-        <w:rPr>
-          <w:rFonts w:ascii="Times New Roman" w:hAnsi="Times New Roman" w:cs="Times New Roman"/>
-          <w:color w:val="000000"/>
-        </w:rPr>
-        <w:t xml:space="preserve"> </w:t>
-      </w:r>
-      <w:r>
-        <w:rPr>
-          <w:rFonts w:ascii="Times New Roman" w:hAnsi="Times New Roman" w:cs="Times New Roman"/>
-          <w:color w:val="000000"/>
-        </w:rPr>
-        <w:t>=10000000;% Methanol charging/venting upper limit</w:t>
-      </w:r>
-    </w:p>
-    <w:p>
-      <w:pPr>
-        <w:pStyle w:val="a7"/>
-        <w:spacing w:before="0" w:beforeAutospacing="0" w:after="0" w:afterAutospacing="0"/>
-        <w:rPr>
-          <w:rFonts w:ascii="Times New Roman" w:hAnsi="Times New Roman" w:cs="Times New Roman" w:hint="eastAsia"/>
-          <w:color w:val="000000"/>
-        </w:rPr>
-      </w:pPr>
-      <w:proofErr w:type="spellStart"/>
-      <w:r>
-        <w:rPr>
-          <w:rFonts w:ascii="Times New Roman" w:hAnsi="Times New Roman" w:cs="Times New Roman"/>
-          <w:color w:val="000000"/>
-        </w:rPr>
-        <w:t>MBmax</w:t>
-      </w:r>
-      <w:proofErr w:type="spellEnd"/>
-      <w:r>
-        <w:rPr>
-          <w:rFonts w:ascii="Times New Roman" w:hAnsi="Times New Roman" w:cs="Times New Roman"/>
-          <w:color w:val="000000"/>
-        </w:rPr>
-        <w:t xml:space="preserve"> =</w:t>
-      </w:r>
-      <w:proofErr w:type="gramStart"/>
-      <w:r>
-        <w:rPr>
-          <w:rFonts w:ascii="Times New Roman" w:hAnsi="Times New Roman" w:cs="Times New Roman"/>
-          <w:color w:val="000000"/>
-        </w:rPr>
-        <w:t>25000;</w:t>
-      </w:r>
-      <w:r>
-        <w:rPr>
-          <w:rFonts w:ascii="Times New Roman" w:hAnsi="Times New Roman" w:cs="Times New Roman" w:hint="eastAsia"/>
-          <w:color w:val="000000"/>
-        </w:rPr>
-        <w:t>%</w:t>
-      </w:r>
-      <w:proofErr w:type="gramEnd"/>
-      <w:r>
-        <w:t xml:space="preserve"> </w:t>
-      </w:r>
-      <w:r>
-        <w:rPr>
-          <w:rFonts w:ascii="Times New Roman" w:hAnsi="Times New Roman" w:cs="Times New Roman"/>
-          <w:color w:val="000000"/>
-        </w:rPr>
-        <w:t>Capacity of the methanol storage tank and minimum methanol demand (kg)</w:t>
-      </w:r>
-    </w:p>
-    <w:p>
-      <w:pPr>
-        <w:pStyle w:val="a7"/>
-        <w:spacing w:before="0" w:beforeAutospacing="0" w:after="0" w:afterAutospacing="0"/>
-        <w:rPr>
-          <w:rFonts w:ascii="Times New Roman" w:hAnsi="Times New Roman" w:cs="Times New Roman" w:hint="eastAsia"/>
-          <w:color w:val="000000"/>
-        </w:rPr>
-      </w:pPr>
-      <w:r>
-        <w:rPr>
-          <w:rFonts w:ascii="Times New Roman" w:hAnsi="Times New Roman" w:cs="Times New Roman"/>
-          <w:color w:val="000000"/>
-        </w:rPr>
-        <w:t>P</w:t>
-      </w:r>
-      <w:r>
-        <w:rPr>
-          <w:rFonts w:ascii="Times New Roman" w:hAnsi="Times New Roman" w:cs="Times New Roman" w:hint="eastAsia"/>
-          <w:color w:val="000000"/>
-        </w:rPr>
-        <w:t>ipeline</w:t>
-      </w:r>
-      <w:r>
-        <w:rPr>
-          <w:rFonts w:ascii="Times New Roman" w:hAnsi="Times New Roman" w:cs="Times New Roman"/>
-          <w:color w:val="000000"/>
-        </w:rPr>
-        <w:t xml:space="preserve"> </w:t>
-      </w:r>
-      <w:r>
-        <w:rPr>
-          <w:rFonts w:ascii="Times New Roman" w:hAnsi="Times New Roman" w:cs="Times New Roman" w:hint="eastAsia"/>
-          <w:color w:val="000000"/>
-        </w:rPr>
-        <w:t>parameter</w:t>
-      </w:r>
-      <w:r>
-        <w:rPr>
-          <w:rFonts w:ascii="Times New Roman" w:hAnsi="Times New Roman" w:cs="Times New Roman" w:hint="eastAsia"/>
-          <w:color w:val="000000"/>
-        </w:rPr>
-        <w:t>：</w:t>
-      </w:r>
-    </w:p>
-    <w:p>
-      <w:pPr>
-        <w:pStyle w:val="a7"/>
-        <w:spacing w:before="0" w:beforeAutospacing="0" w:after="0" w:afterAutospacing="0"/>
-        <w:rPr>
-          <w:rFonts w:ascii="Times New Roman" w:hAnsi="Times New Roman" w:cs="Times New Roman"/>
-          <w:color w:val="000000"/>
-        </w:rPr>
-      </w:pPr>
-      <w:r>
-        <w:rPr>
-          <w:rFonts w:ascii="Times New Roman" w:hAnsi="Times New Roman" w:cs="Times New Roman"/>
-          <w:color w:val="000000"/>
-        </w:rPr>
-        <w:t>product density</w:t>
-      </w:r>
-      <w:proofErr w:type="gramStart"/>
-      <w:r>
-        <w:rPr>
-          <w:rFonts w:ascii="Times New Roman" w:hAnsi="Times New Roman" w:cs="Times New Roman"/>
-          <w:color w:val="000000"/>
-        </w:rPr>
-        <w:t>=[</w:t>
-      </w:r>
-      <w:proofErr w:type="gramEnd"/>
-      <w:r>
-        <w:rPr>
-          <w:rFonts w:ascii="Times New Roman" w:hAnsi="Times New Roman" w:cs="Times New Roman"/>
-          <w:color w:val="000000"/>
-        </w:rPr>
-        <w:t>847.4;724.0;791.3] 0# diesel / 92# gasoline / methanol(kg/m3)</w:t>
-      </w:r>
-    </w:p>
-    <w:p>
-      <w:pPr>
-        <w:pStyle w:val="a7"/>
-        <w:spacing w:before="0" w:beforeAutospacing="0" w:after="0" w:afterAutospacing="0"/>
-        <w:rPr>
-          <w:rFonts w:ascii="Times New Roman" w:hAnsi="Times New Roman" w:cs="Times New Roman" w:hint="eastAsia"/>
-          <w:color w:val="000000"/>
-        </w:rPr>
-      </w:pPr>
-      <w:r>
-        <w:rPr>
-          <w:rFonts w:ascii="Times New Roman" w:hAnsi="Times New Roman" w:cs="Times New Roman"/>
-          <w:color w:val="000000"/>
-        </w:rPr>
-        <w:t>viscosity</w:t>
-      </w:r>
-      <w:proofErr w:type="gramStart"/>
-      <w:r>
-        <w:rPr>
-          <w:rFonts w:ascii="Times New Roman" w:hAnsi="Times New Roman" w:cs="Times New Roman"/>
-          <w:color w:val="000000"/>
-        </w:rPr>
-        <w:t>=[</w:t>
-      </w:r>
-      <w:proofErr w:type="gramEnd"/>
-      <w:r>
-        <w:rPr>
-          <w:rFonts w:ascii="Times New Roman" w:hAnsi="Times New Roman" w:cs="Times New Roman"/>
-          <w:color w:val="000000"/>
-        </w:rPr>
-        <w:t>6e-6; 2e</w:t>
-      </w:r>
-      <w:r>
-        <w:rPr>
-          <w:rFonts w:ascii="Times New Roman" w:eastAsia="微软雅黑" w:hAnsi="Times New Roman" w:cs="Times New Roman"/>
-          <w:color w:val="000000"/>
-        </w:rPr>
-        <w:t>−</w:t>
-      </w:r>
-      <w:r>
-        <w:rPr>
-          <w:rFonts w:ascii="Times New Roman" w:hAnsi="Times New Roman" w:cs="Times New Roman"/>
-          <w:color w:val="000000"/>
-        </w:rPr>
-        <w:t>6;5.9e</w:t>
-      </w:r>
-      <w:r>
-        <w:rPr>
-          <w:rFonts w:ascii="Times New Roman" w:eastAsia="微软雅黑" w:hAnsi="Times New Roman" w:cs="Times New Roman"/>
-          <w:color w:val="000000"/>
-        </w:rPr>
-        <w:t>−</w:t>
-      </w:r>
-      <w:r>
-        <w:rPr>
-          <w:rFonts w:ascii="Times New Roman" w:hAnsi="Times New Roman" w:cs="Times New Roman"/>
-          <w:color w:val="000000"/>
-        </w:rPr>
-        <w:t>6]( m2/s)</w:t>
-      </w:r>
-    </w:p>
-    <w:p>
-      <w:pPr>
-        <w:pStyle w:val="a7"/>
-        <w:spacing w:before="0" w:beforeAutospacing="0" w:after="0" w:afterAutospacing="0"/>
-        <w:rPr>
-          <w:rFonts w:ascii="Times New Roman" w:hAnsi="Times New Roman" w:cs="Times New Roman"/>
-          <w:color w:val="000000"/>
-        </w:rPr>
-      </w:pPr>
-      <w:proofErr w:type="spellStart"/>
-      <w:proofErr w:type="gramStart"/>
-      <w:r>
-        <w:rPr>
-          <w:rFonts w:ascii="Times New Roman" w:hAnsi="Times New Roman" w:cs="Times New Roman"/>
-          <w:color w:val="000000"/>
-        </w:rPr>
-        <w:t>si.PipeLD</w:t>
-      </w:r>
-      <w:proofErr w:type="spellEnd"/>
       <w:proofErr w:type="gramEnd"/>
       <w:r>
         <w:rPr>
@@ -2121,7 +2114,7 @@
         <w:pStyle w:val="a7"/>
         <w:spacing w:before="0" w:beforeAutospacing="0" w:after="0" w:afterAutospacing="0"/>
         <w:rPr>
-          <w:rFonts w:ascii="Times New Roman" w:hAnsi="Times New Roman" w:cs="Times New Roman" w:hint="eastAsia"/>
+          <w:rFonts w:ascii="Times New Roman" w:hAnsi="Times New Roman" w:cs="Times New Roman"/>
           <w:color w:val="000000"/>
         </w:rPr>
       </w:pPr>
@@ -2188,31 +2181,17 @@
           <w:rFonts w:ascii="Times New Roman" w:hAnsi="Times New Roman" w:cs="Times New Roman"/>
           <w:color w:val="000000"/>
         </w:rPr>
-        <w:t xml:space="preserve"> </w:t>
-      </w:r>
-      <w:r>
-        <w:rPr>
-          <w:rFonts w:ascii="Times New Roman" w:hAnsi="Times New Roman" w:cs="Times New Roman"/>
-          <w:color w:val="000000"/>
-        </w:rPr>
-        <w:t>%</w:t>
-      </w:r>
-      <w:r>
-        <w:t xml:space="preserve"> </w:t>
-      </w:r>
-      <w:r>
-        <w:rPr>
-          <w:rFonts w:ascii="Times New Roman" w:hAnsi="Times New Roman" w:cs="Times New Roman"/>
-          <w:color w:val="000000"/>
-        </w:rPr>
-        <w:t>The first column indicates the pipeline length (km), the second column indicates the pipeline's inner diameter (mm), and the third column indicates the elevation of the terminal site (m).</w:t>
-      </w:r>
-      <w:r>
-        <w:rPr>
-          <w:rFonts w:ascii="Times New Roman" w:hAnsi="Times New Roman" w:cs="Times New Roman"/>
-          <w:color w:val="000000"/>
-        </w:rPr>
-        <w:t xml:space="preserve"> </w:t>
+        <w:t xml:space="preserve"> %</w:t>
+      </w:r>
+      <w:r>
+        <w:t xml:space="preserve"> </w:t>
+      </w:r>
+      <w:r>
+        <w:rPr>
+          <w:rFonts w:ascii="Times New Roman" w:hAnsi="Times New Roman" w:cs="Times New Roman"/>
+          <w:color w:val="000000"/>
+        </w:rPr>
+        <w:t xml:space="preserve">The first column indicates the pipeline length (km), the second column indicates the pipeline's inner diameter (mm), and the third column indicates the elevation of the terminal site (m). </w:t>
       </w:r>
     </w:p>
     <w:p>
@@ -2542,7 +2521,7 @@
         <w:widowControl/>
         <w:jc w:val="left"/>
         <w:rPr>
-          <w:rFonts w:ascii="Times New Roman" w:eastAsia="宋体" w:hAnsi="Times New Roman" w:cs="Times New Roman" w:hint="eastAsia"/>
+          <w:rFonts w:ascii="Times New Roman" w:eastAsia="宋体" w:hAnsi="Times New Roman" w:cs="Times New Roman"/>
           <w:color w:val="000000"/>
           <w:sz w:val="24"/>
           <w:szCs w:val="24"/>
@@ -2785,7 +2764,7 @@
         <w:widowControl/>
         <w:jc w:val="left"/>
         <w:rPr>
-          <w:rFonts w:ascii="Times New Roman" w:eastAsia="宋体" w:hAnsi="Times New Roman" w:cs="Times New Roman" w:hint="eastAsia"/>
+          <w:rFonts w:ascii="Times New Roman" w:eastAsia="宋体" w:hAnsi="Times New Roman" w:cs="Times New Roman"/>
           <w:color w:val="000000"/>
           <w:sz w:val="24"/>
           <w:szCs w:val="24"/>
@@ -2949,6 +2928,2032 @@
       <w:pPr>
         <w:rPr>
           <w:rFonts w:ascii="Times New Roman" w:eastAsia="宋体" w:hAnsi="Times New Roman" w:cs="Times New Roman"/>
+          <w:color w:val="000000"/>
+          <w:kern w:val="0"/>
+          <w:sz w:val="24"/>
+          <w:szCs w:val="24"/>
+        </w:rPr>
+      </w:pPr>
+      <w:r>
+        <w:rPr>
+          <w:rFonts w:ascii="Times New Roman" w:eastAsia="宋体" w:hAnsi="Times New Roman" w:cs="Times New Roman"/>
+          <w:color w:val="000000"/>
+          <w:kern w:val="0"/>
+          <w:sz w:val="24"/>
+          <w:szCs w:val="24"/>
+        </w:rPr>
+        <w:t>T</w:t>
+      </w:r>
+      <w:r>
+        <w:rPr>
+          <w:rFonts w:ascii="Times New Roman" w:eastAsia="宋体" w:hAnsi="Times New Roman" w:cs="Times New Roman"/>
+          <w:color w:val="000000"/>
+          <w:kern w:val="0"/>
+          <w:sz w:val="24"/>
+          <w:szCs w:val="24"/>
+        </w:rPr>
+        <w:t xml:space="preserve">est Case </w:t>
+      </w:r>
+      <w:r>
+        <w:rPr>
+          <w:rFonts w:ascii="Times New Roman" w:eastAsia="宋体" w:hAnsi="Times New Roman" w:cs="Times New Roman" w:hint="eastAsia"/>
+          <w:color w:val="000000"/>
+          <w:kern w:val="0"/>
+          <w:sz w:val="24"/>
+          <w:szCs w:val="24"/>
+        </w:rPr>
+        <w:t>1</w:t>
+      </w:r>
+      <w:r>
+        <w:rPr>
+          <w:rFonts w:ascii="Times New Roman" w:eastAsia="宋体" w:hAnsi="Times New Roman" w:cs="Times New Roman" w:hint="eastAsia"/>
+          <w:color w:val="000000"/>
+          <w:kern w:val="0"/>
+          <w:sz w:val="24"/>
+          <w:szCs w:val="24"/>
+        </w:rPr>
+        <w:t>：</w:t>
+      </w:r>
+    </w:p>
+    <w:p>
+      <w:pPr>
+        <w:pStyle w:val="a7"/>
+        <w:spacing w:before="0" w:beforeAutospacing="0" w:after="0" w:afterAutospacing="0"/>
+        <w:rPr>
+          <w:rFonts w:ascii="Times New Roman" w:hAnsi="Times New Roman" w:cs="Times New Roman"/>
+          <w:color w:val="000000"/>
+        </w:rPr>
+      </w:pPr>
+      <w:r>
+        <w:rPr>
+          <w:rFonts w:ascii="Times New Roman" w:hAnsi="Times New Roman" w:cs="Times New Roman"/>
+          <w:color w:val="000000"/>
+        </w:rPr>
+        <w:t>product density</w:t>
+      </w:r>
+      <w:proofErr w:type="gramStart"/>
+      <w:r>
+        <w:rPr>
+          <w:rFonts w:ascii="Times New Roman" w:hAnsi="Times New Roman" w:cs="Times New Roman"/>
+          <w:color w:val="000000"/>
+        </w:rPr>
+        <w:t>=[</w:t>
+      </w:r>
+      <w:proofErr w:type="gramEnd"/>
+      <w:r>
+        <w:rPr>
+          <w:rFonts w:ascii="Times New Roman" w:hAnsi="Times New Roman" w:cs="Times New Roman"/>
+          <w:color w:val="000000"/>
+        </w:rPr>
+        <w:t>847.4;724.0;791.3] 0# diesel / 92# gasoline / methanol(kg/m3)</w:t>
+      </w:r>
+    </w:p>
+    <w:p>
+      <w:pPr>
+        <w:pStyle w:val="a7"/>
+        <w:spacing w:before="0" w:beforeAutospacing="0" w:after="0" w:afterAutospacing="0"/>
+        <w:rPr>
+          <w:rFonts w:ascii="Times New Roman" w:hAnsi="Times New Roman" w:cs="Times New Roman"/>
+          <w:color w:val="000000"/>
+        </w:rPr>
+      </w:pPr>
+      <w:r>
+        <w:rPr>
+          <w:rFonts w:ascii="Times New Roman" w:hAnsi="Times New Roman" w:cs="Times New Roman"/>
+          <w:color w:val="000000"/>
+        </w:rPr>
+        <w:t>viscosity</w:t>
+      </w:r>
+      <w:proofErr w:type="gramStart"/>
+      <w:r>
+        <w:rPr>
+          <w:rFonts w:ascii="Times New Roman" w:hAnsi="Times New Roman" w:cs="Times New Roman"/>
+          <w:color w:val="000000"/>
+        </w:rPr>
+        <w:t>=[</w:t>
+      </w:r>
+      <w:proofErr w:type="gramEnd"/>
+      <w:r>
+        <w:rPr>
+          <w:rFonts w:ascii="Times New Roman" w:hAnsi="Times New Roman" w:cs="Times New Roman"/>
+          <w:color w:val="000000"/>
+        </w:rPr>
+        <w:t>6e-6; 2e</w:t>
+      </w:r>
+      <w:r>
+        <w:rPr>
+          <w:rFonts w:ascii="Times New Roman" w:hAnsi="Times New Roman" w:cs="Times New Roman"/>
+          <w:color w:val="000000"/>
+        </w:rPr>
+        <w:t>−</w:t>
+      </w:r>
+      <w:r>
+        <w:rPr>
+          <w:rFonts w:ascii="Times New Roman" w:hAnsi="Times New Roman" w:cs="Times New Roman"/>
+          <w:color w:val="000000"/>
+        </w:rPr>
+        <w:t>6;5.9e</w:t>
+      </w:r>
+      <w:r>
+        <w:rPr>
+          <w:rFonts w:ascii="Times New Roman" w:hAnsi="Times New Roman" w:cs="Times New Roman"/>
+          <w:color w:val="000000"/>
+        </w:rPr>
+        <w:t>−</w:t>
+      </w:r>
+      <w:r>
+        <w:rPr>
+          <w:rFonts w:ascii="Times New Roman" w:hAnsi="Times New Roman" w:cs="Times New Roman"/>
+          <w:color w:val="000000"/>
+        </w:rPr>
+        <w:t>6]( m2/s)</w:t>
+      </w:r>
+    </w:p>
+    <w:p>
+      <w:pPr>
+        <w:widowControl/>
+        <w:jc w:val="left"/>
+        <w:rPr>
+          <w:rFonts w:ascii="Times New Roman" w:eastAsia="宋体" w:hAnsi="Times New Roman" w:cs="Times New Roman"/>
+          <w:color w:val="000000"/>
+          <w:kern w:val="0"/>
+          <w:sz w:val="24"/>
+          <w:szCs w:val="24"/>
+        </w:rPr>
+      </w:pPr>
+      <w:proofErr w:type="spellStart"/>
+      <w:proofErr w:type="gramStart"/>
+      <w:r>
+        <w:rPr>
+          <w:rFonts w:ascii="Times New Roman" w:eastAsia="宋体" w:hAnsi="Times New Roman" w:cs="Times New Roman"/>
+          <w:color w:val="000000"/>
+          <w:kern w:val="0"/>
+          <w:sz w:val="24"/>
+          <w:szCs w:val="24"/>
+        </w:rPr>
+        <w:t>si.PipeLD</w:t>
+      </w:r>
+      <w:proofErr w:type="spellEnd"/>
+      <w:proofErr w:type="gramEnd"/>
+      <w:r>
+        <w:rPr>
+          <w:rFonts w:ascii="Times New Roman" w:eastAsia="宋体" w:hAnsi="Times New Roman" w:cs="Times New Roman"/>
+          <w:color w:val="000000"/>
+          <w:kern w:val="0"/>
+          <w:sz w:val="24"/>
+          <w:szCs w:val="24"/>
+        </w:rPr>
+        <w:t>=[92.4  492.2  11;</w:t>
+      </w:r>
+    </w:p>
+    <w:p>
+      <w:pPr>
+        <w:widowControl/>
+        <w:jc w:val="left"/>
+        <w:rPr>
+          <w:rFonts w:ascii="Times New Roman" w:eastAsia="宋体" w:hAnsi="Times New Roman" w:cs="Times New Roman"/>
+          <w:color w:val="000000"/>
+          <w:kern w:val="0"/>
+          <w:sz w:val="24"/>
+          <w:szCs w:val="24"/>
+        </w:rPr>
+      </w:pPr>
+      <w:r>
+        <w:rPr>
+          <w:rFonts w:ascii="Times New Roman" w:eastAsia="宋体" w:hAnsi="Times New Roman" w:cs="Times New Roman"/>
+          <w:color w:val="000000"/>
+          <w:kern w:val="0"/>
+          <w:sz w:val="24"/>
+          <w:szCs w:val="24"/>
+        </w:rPr>
+        <w:t xml:space="preserve">          </w:t>
+      </w:r>
+      <w:proofErr w:type="gramStart"/>
+      <w:r>
+        <w:rPr>
+          <w:rFonts w:ascii="Times New Roman" w:eastAsia="宋体" w:hAnsi="Times New Roman" w:cs="Times New Roman"/>
+          <w:color w:val="000000"/>
+          <w:kern w:val="0"/>
+          <w:sz w:val="24"/>
+          <w:szCs w:val="24"/>
+        </w:rPr>
+        <w:t>91.5  492.2</w:t>
+      </w:r>
+      <w:proofErr w:type="gramEnd"/>
+      <w:r>
+        <w:rPr>
+          <w:rFonts w:ascii="Times New Roman" w:eastAsia="宋体" w:hAnsi="Times New Roman" w:cs="Times New Roman"/>
+          <w:color w:val="000000"/>
+          <w:kern w:val="0"/>
+          <w:sz w:val="24"/>
+          <w:szCs w:val="24"/>
+        </w:rPr>
+        <w:t xml:space="preserve">  53;</w:t>
+      </w:r>
+    </w:p>
+    <w:p>
+      <w:pPr>
+        <w:widowControl/>
+        <w:jc w:val="left"/>
+        <w:rPr>
+          <w:rFonts w:ascii="Times New Roman" w:eastAsia="宋体" w:hAnsi="Times New Roman" w:cs="Times New Roman"/>
+          <w:color w:val="000000"/>
+          <w:kern w:val="0"/>
+          <w:sz w:val="24"/>
+          <w:szCs w:val="24"/>
+        </w:rPr>
+      </w:pPr>
+      <w:r>
+        <w:rPr>
+          <w:rFonts w:ascii="Times New Roman" w:eastAsia="宋体" w:hAnsi="Times New Roman" w:cs="Times New Roman"/>
+          <w:color w:val="000000"/>
+          <w:kern w:val="0"/>
+          <w:sz w:val="24"/>
+          <w:szCs w:val="24"/>
+        </w:rPr>
+        <w:t xml:space="preserve">          41.2   </w:t>
+      </w:r>
+      <w:proofErr w:type="gramStart"/>
+      <w:r>
+        <w:rPr>
+          <w:rFonts w:ascii="Times New Roman" w:eastAsia="宋体" w:hAnsi="Times New Roman" w:cs="Times New Roman"/>
+          <w:color w:val="000000"/>
+          <w:kern w:val="0"/>
+          <w:sz w:val="24"/>
+          <w:szCs w:val="24"/>
+        </w:rPr>
+        <w:t>441.2  43</w:t>
+      </w:r>
+      <w:proofErr w:type="gramEnd"/>
+      <w:r>
+        <w:rPr>
+          <w:rFonts w:ascii="Times New Roman" w:eastAsia="宋体" w:hAnsi="Times New Roman" w:cs="Times New Roman"/>
+          <w:color w:val="000000"/>
+          <w:kern w:val="0"/>
+          <w:sz w:val="24"/>
+          <w:szCs w:val="24"/>
+        </w:rPr>
+        <w:t>;</w:t>
+      </w:r>
+    </w:p>
+    <w:p>
+      <w:pPr>
+        <w:widowControl/>
+        <w:jc w:val="left"/>
+        <w:rPr>
+          <w:rFonts w:ascii="Times New Roman" w:eastAsia="宋体" w:hAnsi="Times New Roman" w:cs="Times New Roman"/>
+          <w:color w:val="000000"/>
+          <w:kern w:val="0"/>
+          <w:sz w:val="24"/>
+          <w:szCs w:val="24"/>
+        </w:rPr>
+      </w:pPr>
+      <w:r>
+        <w:rPr>
+          <w:rFonts w:ascii="Times New Roman" w:eastAsia="宋体" w:hAnsi="Times New Roman" w:cs="Times New Roman"/>
+          <w:color w:val="000000"/>
+          <w:kern w:val="0"/>
+          <w:sz w:val="24"/>
+          <w:szCs w:val="24"/>
+        </w:rPr>
+        <w:t xml:space="preserve">          38.1   </w:t>
+      </w:r>
+      <w:proofErr w:type="gramStart"/>
+      <w:r>
+        <w:rPr>
+          <w:rFonts w:ascii="Times New Roman" w:eastAsia="宋体" w:hAnsi="Times New Roman" w:cs="Times New Roman"/>
+          <w:color w:val="000000"/>
+          <w:kern w:val="0"/>
+          <w:sz w:val="24"/>
+          <w:szCs w:val="24"/>
+        </w:rPr>
+        <w:t>441.2  42</w:t>
+      </w:r>
+      <w:proofErr w:type="gramEnd"/>
+      <w:r>
+        <w:rPr>
+          <w:rFonts w:ascii="Times New Roman" w:eastAsia="宋体" w:hAnsi="Times New Roman" w:cs="Times New Roman"/>
+          <w:color w:val="000000"/>
+          <w:kern w:val="0"/>
+          <w:sz w:val="24"/>
+          <w:szCs w:val="24"/>
+        </w:rPr>
+        <w:t xml:space="preserve">]; % The first column indicates the pipeline length (km), the second column indicates the pipeline's inner diameter (mm), and the third column indicates the elevation of the terminal site (m). </w:t>
+      </w:r>
+    </w:p>
+    <w:p>
+      <w:pPr>
+        <w:widowControl/>
+        <w:jc w:val="left"/>
+        <w:rPr>
+          <w:rFonts w:ascii="Times New Roman" w:eastAsia="宋体" w:hAnsi="Times New Roman" w:cs="Times New Roman"/>
+          <w:color w:val="000000"/>
+          <w:kern w:val="0"/>
+          <w:sz w:val="24"/>
+          <w:szCs w:val="24"/>
+        </w:rPr>
+      </w:pPr>
+      <w:proofErr w:type="spellStart"/>
+      <w:proofErr w:type="gramStart"/>
+      <w:r>
+        <w:rPr>
+          <w:rFonts w:ascii="Times New Roman" w:eastAsia="宋体" w:hAnsi="Times New Roman" w:cs="Times New Roman"/>
+          <w:color w:val="000000"/>
+          <w:kern w:val="0"/>
+          <w:sz w:val="24"/>
+          <w:szCs w:val="24"/>
+        </w:rPr>
+        <w:t>si.PipePs</w:t>
+      </w:r>
+      <w:proofErr w:type="spellEnd"/>
+      <w:proofErr w:type="gramEnd"/>
+      <w:r>
+        <w:rPr>
+          <w:rFonts w:ascii="Times New Roman" w:eastAsia="宋体" w:hAnsi="Times New Roman" w:cs="Times New Roman"/>
+          <w:color w:val="000000"/>
+          <w:kern w:val="0"/>
+          <w:sz w:val="24"/>
+          <w:szCs w:val="24"/>
+        </w:rPr>
+        <w:t xml:space="preserve">=[0.45 0.45  4.5; </w:t>
+      </w:r>
+    </w:p>
+    <w:p>
+      <w:pPr>
+        <w:widowControl/>
+        <w:jc w:val="left"/>
+        <w:rPr>
+          <w:rFonts w:ascii="Times New Roman" w:eastAsia="宋体" w:hAnsi="Times New Roman" w:cs="Times New Roman"/>
+          <w:color w:val="000000"/>
+          <w:kern w:val="0"/>
+          <w:sz w:val="24"/>
+          <w:szCs w:val="24"/>
+        </w:rPr>
+      </w:pPr>
+      <w:r>
+        <w:rPr>
+          <w:rFonts w:ascii="Times New Roman" w:eastAsia="宋体" w:hAnsi="Times New Roman" w:cs="Times New Roman"/>
+          <w:color w:val="000000"/>
+          <w:kern w:val="0"/>
+          <w:sz w:val="24"/>
+          <w:szCs w:val="24"/>
+        </w:rPr>
+        <w:t xml:space="preserve">         </w:t>
+      </w:r>
+      <w:proofErr w:type="gramStart"/>
+      <w:r>
+        <w:rPr>
+          <w:rFonts w:ascii="Times New Roman" w:eastAsia="宋体" w:hAnsi="Times New Roman" w:cs="Times New Roman"/>
+          <w:color w:val="000000"/>
+          <w:kern w:val="0"/>
+          <w:sz w:val="24"/>
+          <w:szCs w:val="24"/>
+        </w:rPr>
+        <w:t>3.2  0.5</w:t>
+      </w:r>
+      <w:proofErr w:type="gramEnd"/>
+      <w:r>
+        <w:rPr>
+          <w:rFonts w:ascii="Times New Roman" w:eastAsia="宋体" w:hAnsi="Times New Roman" w:cs="Times New Roman"/>
+          <w:color w:val="000000"/>
+          <w:kern w:val="0"/>
+          <w:sz w:val="24"/>
+          <w:szCs w:val="24"/>
+        </w:rPr>
+        <w:t xml:space="preserve">  3.5;</w:t>
+      </w:r>
+    </w:p>
+    <w:p>
+      <w:pPr>
+        <w:widowControl/>
+        <w:jc w:val="left"/>
+        <w:rPr>
+          <w:rFonts w:ascii="Times New Roman" w:eastAsia="宋体" w:hAnsi="Times New Roman" w:cs="Times New Roman"/>
+          <w:color w:val="000000"/>
+          <w:kern w:val="0"/>
+          <w:sz w:val="24"/>
+          <w:szCs w:val="24"/>
+        </w:rPr>
+      </w:pPr>
+      <w:r>
+        <w:rPr>
+          <w:rFonts w:ascii="Times New Roman" w:eastAsia="宋体" w:hAnsi="Times New Roman" w:cs="Times New Roman"/>
+          <w:color w:val="000000"/>
+          <w:kern w:val="0"/>
+          <w:sz w:val="24"/>
+          <w:szCs w:val="24"/>
+        </w:rPr>
+        <w:lastRenderedPageBreak/>
+        <w:t xml:space="preserve">         </w:t>
+      </w:r>
+      <w:proofErr w:type="gramStart"/>
+      <w:r>
+        <w:rPr>
+          <w:rFonts w:ascii="Times New Roman" w:eastAsia="宋体" w:hAnsi="Times New Roman" w:cs="Times New Roman"/>
+          <w:color w:val="000000"/>
+          <w:kern w:val="0"/>
+          <w:sz w:val="24"/>
+          <w:szCs w:val="24"/>
+        </w:rPr>
+        <w:t>2.7  0.6</w:t>
+      </w:r>
+      <w:proofErr w:type="gramEnd"/>
+      <w:r>
+        <w:rPr>
+          <w:rFonts w:ascii="Times New Roman" w:eastAsia="宋体" w:hAnsi="Times New Roman" w:cs="Times New Roman"/>
+          <w:color w:val="000000"/>
+          <w:kern w:val="0"/>
+          <w:sz w:val="24"/>
+          <w:szCs w:val="24"/>
+        </w:rPr>
+        <w:t xml:space="preserve">  3.5;</w:t>
+      </w:r>
+    </w:p>
+    <w:p>
+      <w:pPr>
+        <w:widowControl/>
+        <w:jc w:val="left"/>
+        <w:rPr>
+          <w:rFonts w:ascii="Times New Roman" w:eastAsia="宋体" w:hAnsi="Times New Roman" w:cs="Times New Roman"/>
+          <w:color w:val="000000"/>
+          <w:kern w:val="0"/>
+          <w:sz w:val="24"/>
+          <w:szCs w:val="24"/>
+        </w:rPr>
+      </w:pPr>
+      <w:r>
+        <w:rPr>
+          <w:rFonts w:ascii="Times New Roman" w:eastAsia="宋体" w:hAnsi="Times New Roman" w:cs="Times New Roman"/>
+          <w:color w:val="000000"/>
+          <w:kern w:val="0"/>
+          <w:sz w:val="24"/>
+          <w:szCs w:val="24"/>
+        </w:rPr>
+        <w:t xml:space="preserve">         </w:t>
+      </w:r>
+      <w:proofErr w:type="gramStart"/>
+      <w:r>
+        <w:rPr>
+          <w:rFonts w:ascii="Times New Roman" w:eastAsia="宋体" w:hAnsi="Times New Roman" w:cs="Times New Roman"/>
+          <w:color w:val="000000"/>
+          <w:kern w:val="0"/>
+          <w:sz w:val="24"/>
+          <w:szCs w:val="24"/>
+        </w:rPr>
+        <w:t>1.8  0.3</w:t>
+      </w:r>
+      <w:proofErr w:type="gramEnd"/>
+      <w:r>
+        <w:rPr>
+          <w:rFonts w:ascii="Times New Roman" w:eastAsia="宋体" w:hAnsi="Times New Roman" w:cs="Times New Roman"/>
+          <w:color w:val="000000"/>
+          <w:kern w:val="0"/>
+          <w:sz w:val="24"/>
+          <w:szCs w:val="24"/>
+        </w:rPr>
+        <w:t xml:space="preserve">  1.8;</w:t>
+      </w:r>
+    </w:p>
+    <w:p>
+      <w:pPr>
+        <w:widowControl/>
+        <w:jc w:val="left"/>
+        <w:rPr>
+          <w:rFonts w:ascii="Times New Roman" w:eastAsia="宋体" w:hAnsi="Times New Roman" w:cs="Times New Roman"/>
+          <w:color w:val="000000"/>
+          <w:kern w:val="0"/>
+          <w:sz w:val="24"/>
+          <w:szCs w:val="24"/>
+        </w:rPr>
+      </w:pPr>
+      <w:r>
+        <w:rPr>
+          <w:rFonts w:ascii="Times New Roman" w:eastAsia="宋体" w:hAnsi="Times New Roman" w:cs="Times New Roman"/>
+          <w:color w:val="000000"/>
+          <w:kern w:val="0"/>
+          <w:sz w:val="24"/>
+          <w:szCs w:val="24"/>
+        </w:rPr>
+        <w:t xml:space="preserve">         </w:t>
+      </w:r>
+      <w:proofErr w:type="gramStart"/>
+      <w:r>
+        <w:rPr>
+          <w:rFonts w:ascii="Times New Roman" w:eastAsia="宋体" w:hAnsi="Times New Roman" w:cs="Times New Roman"/>
+          <w:color w:val="000000"/>
+          <w:kern w:val="0"/>
+          <w:sz w:val="24"/>
+          <w:szCs w:val="24"/>
+        </w:rPr>
+        <w:t>1.1  0.1</w:t>
+      </w:r>
+      <w:proofErr w:type="gramEnd"/>
+      <w:r>
+        <w:rPr>
+          <w:rFonts w:ascii="Times New Roman" w:eastAsia="宋体" w:hAnsi="Times New Roman" w:cs="Times New Roman"/>
+          <w:color w:val="000000"/>
+          <w:kern w:val="0"/>
+          <w:sz w:val="24"/>
+          <w:szCs w:val="24"/>
+        </w:rPr>
+        <w:t xml:space="preserve">  1.1]; % The first column indicates the maximum inlet pressure, minimum inlet pressure, and maximum outlet pressure (MPa) at the station;</w:t>
+      </w:r>
+    </w:p>
+    <w:p>
+      <w:pPr>
+        <w:widowControl/>
+        <w:jc w:val="left"/>
+        <w:rPr>
+          <w:rFonts w:ascii="Times New Roman" w:eastAsia="宋体" w:hAnsi="Times New Roman" w:cs="Times New Roman"/>
+          <w:color w:val="000000"/>
+          <w:kern w:val="0"/>
+          <w:sz w:val="24"/>
+          <w:szCs w:val="24"/>
+        </w:rPr>
+      </w:pPr>
+      <w:proofErr w:type="spellStart"/>
+      <w:proofErr w:type="gramStart"/>
+      <w:r>
+        <w:rPr>
+          <w:rFonts w:ascii="Times New Roman" w:eastAsia="宋体" w:hAnsi="Times New Roman" w:cs="Times New Roman"/>
+          <w:color w:val="000000"/>
+          <w:kern w:val="0"/>
+          <w:sz w:val="24"/>
+          <w:szCs w:val="24"/>
+        </w:rPr>
+        <w:t>si.PipeHik</w:t>
+      </w:r>
+      <w:proofErr w:type="spellEnd"/>
+      <w:proofErr w:type="gramEnd"/>
+      <w:r>
+        <w:rPr>
+          <w:rFonts w:ascii="Times New Roman" w:eastAsia="宋体" w:hAnsi="Times New Roman" w:cs="Times New Roman"/>
+          <w:color w:val="000000"/>
+          <w:kern w:val="0"/>
+          <w:sz w:val="24"/>
+          <w:szCs w:val="24"/>
+        </w:rPr>
+        <w:t>=[</w:t>
+      </w:r>
+      <w:r>
+        <w:rPr>
+          <w:rFonts w:ascii="Times New Roman" w:eastAsia="宋体" w:hAnsi="Times New Roman" w:cs="Times New Roman"/>
+          <w:color w:val="000000"/>
+          <w:kern w:val="0"/>
+          <w:sz w:val="24"/>
+          <w:szCs w:val="24"/>
+        </w:rPr>
+        <w:t xml:space="preserve">  </w:t>
+      </w:r>
+      <w:r>
+        <w:rPr>
+          <w:rFonts w:ascii="Times New Roman" w:eastAsia="宋体" w:hAnsi="Times New Roman" w:cs="Times New Roman"/>
+          <w:color w:val="000000"/>
+          <w:kern w:val="0"/>
+          <w:sz w:val="24"/>
+          <w:szCs w:val="24"/>
+        </w:rPr>
+        <w:t>290 180;</w:t>
+      </w:r>
+    </w:p>
+    <w:p>
+      <w:pPr>
+        <w:widowControl/>
+        <w:jc w:val="left"/>
+        <w:rPr>
+          <w:rFonts w:ascii="Times New Roman" w:eastAsia="宋体" w:hAnsi="Times New Roman" w:cs="Times New Roman"/>
+          <w:color w:val="000000"/>
+          <w:kern w:val="0"/>
+          <w:sz w:val="24"/>
+          <w:szCs w:val="24"/>
+        </w:rPr>
+      </w:pPr>
+      <w:r>
+        <w:rPr>
+          <w:rFonts w:ascii="Times New Roman" w:eastAsia="宋体" w:hAnsi="Times New Roman" w:cs="Times New Roman"/>
+          <w:color w:val="000000"/>
+          <w:kern w:val="0"/>
+          <w:sz w:val="24"/>
+          <w:szCs w:val="24"/>
+        </w:rPr>
+        <w:t xml:space="preserve">            290 220;</w:t>
+      </w:r>
+    </w:p>
+    <w:p>
+      <w:pPr>
+        <w:widowControl/>
+        <w:jc w:val="left"/>
+        <w:rPr>
+          <w:rFonts w:ascii="Times New Roman" w:eastAsia="宋体" w:hAnsi="Times New Roman" w:cs="Times New Roman"/>
+          <w:color w:val="000000"/>
+          <w:kern w:val="0"/>
+          <w:sz w:val="24"/>
+          <w:szCs w:val="24"/>
+        </w:rPr>
+      </w:pPr>
+      <w:r>
+        <w:rPr>
+          <w:rFonts w:ascii="Times New Roman" w:eastAsia="宋体" w:hAnsi="Times New Roman" w:cs="Times New Roman"/>
+          <w:color w:val="000000"/>
+          <w:kern w:val="0"/>
+          <w:sz w:val="24"/>
+          <w:szCs w:val="24"/>
+        </w:rPr>
+        <w:t xml:space="preserve">            0   0;</w:t>
+      </w:r>
+    </w:p>
+    <w:p>
+      <w:pPr>
+        <w:widowControl/>
+        <w:jc w:val="left"/>
+        <w:rPr>
+          <w:rFonts w:ascii="Times New Roman" w:eastAsia="宋体" w:hAnsi="Times New Roman" w:cs="Times New Roman"/>
+          <w:color w:val="000000"/>
+          <w:kern w:val="0"/>
+          <w:sz w:val="24"/>
+          <w:szCs w:val="24"/>
+        </w:rPr>
+      </w:pPr>
+      <w:r>
+        <w:rPr>
+          <w:rFonts w:ascii="Times New Roman" w:eastAsia="宋体" w:hAnsi="Times New Roman" w:cs="Times New Roman"/>
+          <w:color w:val="000000"/>
+          <w:kern w:val="0"/>
+          <w:sz w:val="24"/>
+          <w:szCs w:val="24"/>
+        </w:rPr>
+        <w:t xml:space="preserve">            0   0;</w:t>
+      </w:r>
+    </w:p>
+    <w:p>
+      <w:pPr>
+        <w:widowControl/>
+        <w:jc w:val="left"/>
+        <w:rPr>
+          <w:rFonts w:ascii="Times New Roman" w:eastAsia="宋体" w:hAnsi="Times New Roman" w:cs="Times New Roman"/>
+          <w:color w:val="000000"/>
+          <w:sz w:val="24"/>
+          <w:szCs w:val="24"/>
+        </w:rPr>
+      </w:pPr>
+      <w:r>
+        <w:rPr>
+          <w:rFonts w:ascii="Times New Roman" w:eastAsia="宋体" w:hAnsi="Times New Roman" w:cs="Times New Roman"/>
+          <w:color w:val="000000"/>
+          <w:kern w:val="0"/>
+          <w:sz w:val="24"/>
+          <w:szCs w:val="24"/>
+        </w:rPr>
+        <w:t xml:space="preserve">            0   0];</w:t>
+      </w:r>
+      <w:r>
+        <w:t xml:space="preserve"> </w:t>
+      </w:r>
+      <w:r>
+        <w:rPr>
+          <w:rFonts w:ascii="Times New Roman" w:hAnsi="Times New Roman" w:cs="Times New Roman"/>
+          <w:color w:val="000000"/>
+        </w:rPr>
+        <w:t>%</w:t>
+      </w:r>
+      <w:r>
+        <w:rPr>
+          <w:rFonts w:ascii="Times New Roman" w:hAnsi="Times New Roman" w:cs="Times New Roman"/>
+          <w:color w:val="000000"/>
+        </w:rPr>
+        <w:t xml:space="preserve"> </w:t>
+      </w:r>
+      <w:r>
+        <w:rPr>
+          <w:rFonts w:ascii="Times New Roman" w:eastAsia="宋体" w:hAnsi="Times New Roman" w:cs="Times New Roman"/>
+          <w:color w:val="000000"/>
+          <w:kern w:val="0"/>
+          <w:sz w:val="24"/>
+          <w:szCs w:val="24"/>
+        </w:rPr>
+        <w:t>The relevant head of the pumping stations; the row vectors represent the five stations.</w:t>
+      </w:r>
+    </w:p>
+    <w:p>
+      <w:pPr>
+        <w:widowControl/>
+        <w:jc w:val="left"/>
+        <w:rPr>
+          <w:rFonts w:ascii="Times New Roman" w:eastAsia="宋体" w:hAnsi="Times New Roman" w:cs="Times New Roman"/>
+          <w:color w:val="000000"/>
+          <w:sz w:val="24"/>
+          <w:szCs w:val="24"/>
+        </w:rPr>
+      </w:pPr>
+      <w:r>
+        <w:rPr>
+          <w:rFonts w:ascii="Times New Roman" w:eastAsia="宋体" w:hAnsi="Times New Roman" w:cs="Times New Roman"/>
+          <w:color w:val="000000"/>
+          <w:sz w:val="24"/>
+          <w:szCs w:val="24"/>
+        </w:rPr>
+        <w:t>Station upper/lower limit</w:t>
+      </w:r>
+      <w:proofErr w:type="gramStart"/>
+      <w:r>
+        <w:rPr>
+          <w:rFonts w:ascii="Times New Roman" w:eastAsia="宋体" w:hAnsi="Times New Roman" w:cs="Times New Roman"/>
+          <w:color w:val="000000"/>
+          <w:sz w:val="24"/>
+          <w:szCs w:val="24"/>
+        </w:rPr>
+        <w:t>=[</w:t>
+      </w:r>
+      <w:proofErr w:type="gramEnd"/>
+      <w:r>
+        <w:rPr>
+          <w:rFonts w:ascii="Times New Roman" w:eastAsia="宋体" w:hAnsi="Times New Roman" w:cs="Times New Roman"/>
+          <w:color w:val="000000"/>
+          <w:sz w:val="24"/>
+          <w:szCs w:val="24"/>
+        </w:rPr>
+        <w:t>1100-700; 1100-500; 1100-150; 1100-150;]( m3/h)</w:t>
+      </w:r>
+    </w:p>
+    <w:p>
+      <w:pPr>
+        <w:pStyle w:val="a7"/>
+        <w:spacing w:before="0" w:beforeAutospacing="0" w:after="0" w:afterAutospacing="0"/>
+        <w:rPr>
+          <w:rFonts w:ascii="Times New Roman" w:hAnsi="Times New Roman" w:cs="Times New Roman"/>
+          <w:color w:val="000000"/>
+        </w:rPr>
+      </w:pPr>
+      <w:r>
+        <w:rPr>
+          <w:rFonts w:ascii="Times New Roman" w:hAnsi="Times New Roman" w:cs="Times New Roman"/>
+          <w:color w:val="000000"/>
+        </w:rPr>
+        <w:t>Station upper/lower delivery limit</w:t>
+      </w:r>
+      <w:proofErr w:type="gramStart"/>
+      <w:r>
+        <w:rPr>
+          <w:rFonts w:ascii="Times New Roman" w:hAnsi="Times New Roman" w:cs="Times New Roman"/>
+          <w:color w:val="000000"/>
+        </w:rPr>
+        <w:t>=[</w:t>
+      </w:r>
+      <w:proofErr w:type="gramEnd"/>
+      <w:r>
+        <w:rPr>
+          <w:rFonts w:ascii="Times New Roman" w:hAnsi="Times New Roman" w:cs="Times New Roman"/>
+          <w:color w:val="000000"/>
+        </w:rPr>
+        <w:t xml:space="preserve"> 800-150; 600-150; 600-150; 600-150]</w:t>
+      </w:r>
+    </w:p>
+    <w:p>
+      <w:pPr>
+        <w:rPr>
+          <w:rFonts w:ascii="Times New Roman" w:eastAsia="宋体" w:hAnsi="Times New Roman" w:cs="Times New Roman"/>
+          <w:color w:val="000000"/>
+          <w:kern w:val="0"/>
+          <w:sz w:val="24"/>
+          <w:szCs w:val="24"/>
+        </w:rPr>
+      </w:pPr>
+      <w:r>
+        <w:rPr>
+          <w:rFonts w:ascii="Times New Roman" w:eastAsia="宋体" w:hAnsi="Times New Roman" w:cs="Times New Roman"/>
+          <w:color w:val="000000"/>
+          <w:kern w:val="0"/>
+          <w:sz w:val="24"/>
+          <w:szCs w:val="24"/>
+        </w:rPr>
+        <w:t>T</w:t>
+      </w:r>
+      <w:r>
+        <w:rPr>
+          <w:rFonts w:ascii="Times New Roman" w:eastAsia="宋体" w:hAnsi="Times New Roman" w:cs="Times New Roman"/>
+          <w:color w:val="000000"/>
+          <w:kern w:val="0"/>
+          <w:sz w:val="24"/>
+          <w:szCs w:val="24"/>
+        </w:rPr>
+        <w:t xml:space="preserve">est Case </w:t>
+      </w:r>
+      <w:r>
+        <w:rPr>
+          <w:rFonts w:ascii="Times New Roman" w:eastAsia="宋体" w:hAnsi="Times New Roman" w:cs="Times New Roman" w:hint="eastAsia"/>
+          <w:color w:val="000000"/>
+          <w:kern w:val="0"/>
+          <w:sz w:val="24"/>
+          <w:szCs w:val="24"/>
+        </w:rPr>
+        <w:t>2</w:t>
+      </w:r>
+      <w:r>
+        <w:rPr>
+          <w:rFonts w:ascii="Times New Roman" w:eastAsia="宋体" w:hAnsi="Times New Roman" w:cs="Times New Roman" w:hint="eastAsia"/>
+          <w:color w:val="000000"/>
+          <w:kern w:val="0"/>
+          <w:sz w:val="24"/>
+          <w:szCs w:val="24"/>
+        </w:rPr>
+        <w:t>：</w:t>
+      </w:r>
+    </w:p>
+    <w:p>
+      <w:pPr>
+        <w:pStyle w:val="a7"/>
+        <w:spacing w:before="0" w:beforeAutospacing="0" w:after="0" w:afterAutospacing="0"/>
+        <w:rPr>
+          <w:rFonts w:ascii="Times New Roman" w:hAnsi="Times New Roman" w:cs="Times New Roman"/>
+          <w:color w:val="000000"/>
+        </w:rPr>
+      </w:pPr>
+      <w:r>
+        <w:rPr>
+          <w:rFonts w:ascii="Times New Roman" w:hAnsi="Times New Roman" w:cs="Times New Roman"/>
+          <w:color w:val="000000"/>
+        </w:rPr>
+        <w:t>product density</w:t>
+      </w:r>
+      <w:proofErr w:type="gramStart"/>
+      <w:r>
+        <w:rPr>
+          <w:rFonts w:ascii="Times New Roman" w:hAnsi="Times New Roman" w:cs="Times New Roman"/>
+          <w:color w:val="000000"/>
+        </w:rPr>
+        <w:t>=[</w:t>
+      </w:r>
+      <w:proofErr w:type="gramEnd"/>
+      <w:r>
+        <w:rPr>
+          <w:rFonts w:ascii="Times New Roman" w:hAnsi="Times New Roman" w:cs="Times New Roman"/>
+          <w:color w:val="000000"/>
+        </w:rPr>
+        <w:t>847.4;724.0;791.3] 0# diesel / 92# gasoline / methanol(kg/m3)</w:t>
+      </w:r>
+    </w:p>
+    <w:p>
+      <w:pPr>
+        <w:pStyle w:val="a7"/>
+        <w:spacing w:before="0" w:beforeAutospacing="0" w:after="0" w:afterAutospacing="0"/>
+        <w:rPr>
+          <w:rFonts w:ascii="Times New Roman" w:hAnsi="Times New Roman" w:cs="Times New Roman"/>
+          <w:color w:val="000000"/>
+        </w:rPr>
+      </w:pPr>
+      <w:r>
+        <w:rPr>
+          <w:rFonts w:ascii="Times New Roman" w:hAnsi="Times New Roman" w:cs="Times New Roman"/>
+          <w:color w:val="000000"/>
+        </w:rPr>
+        <w:t>viscosity</w:t>
+      </w:r>
+      <w:proofErr w:type="gramStart"/>
+      <w:r>
+        <w:rPr>
+          <w:rFonts w:ascii="Times New Roman" w:hAnsi="Times New Roman" w:cs="Times New Roman"/>
+          <w:color w:val="000000"/>
+        </w:rPr>
+        <w:t>=[</w:t>
+      </w:r>
+      <w:proofErr w:type="gramEnd"/>
+      <w:r>
+        <w:rPr>
+          <w:rFonts w:ascii="Times New Roman" w:hAnsi="Times New Roman" w:cs="Times New Roman"/>
+          <w:color w:val="000000"/>
+        </w:rPr>
+        <w:t>6e-6; 2e</w:t>
+      </w:r>
+      <w:r>
+        <w:rPr>
+          <w:rFonts w:ascii="Times New Roman" w:eastAsia="微软雅黑" w:hAnsi="Times New Roman" w:cs="Times New Roman"/>
+          <w:color w:val="000000"/>
+        </w:rPr>
+        <w:t>−</w:t>
+      </w:r>
+      <w:r>
+        <w:rPr>
+          <w:rFonts w:ascii="Times New Roman" w:hAnsi="Times New Roman" w:cs="Times New Roman"/>
+          <w:color w:val="000000"/>
+        </w:rPr>
+        <w:t>6;5.9e</w:t>
+      </w:r>
+      <w:r>
+        <w:rPr>
+          <w:rFonts w:ascii="Times New Roman" w:eastAsia="微软雅黑" w:hAnsi="Times New Roman" w:cs="Times New Roman"/>
+          <w:color w:val="000000"/>
+        </w:rPr>
+        <w:t>−</w:t>
+      </w:r>
+      <w:r>
+        <w:rPr>
+          <w:rFonts w:ascii="Times New Roman" w:hAnsi="Times New Roman" w:cs="Times New Roman"/>
+          <w:color w:val="000000"/>
+        </w:rPr>
+        <w:t>6]( m2/s)</w:t>
+      </w:r>
+    </w:p>
+    <w:p>
+      <w:pPr>
+        <w:pStyle w:val="a7"/>
+        <w:spacing w:before="0" w:beforeAutospacing="0" w:after="0" w:afterAutospacing="0"/>
+        <w:rPr>
+          <w:rFonts w:ascii="Times New Roman" w:hAnsi="Times New Roman" w:cs="Times New Roman"/>
+          <w:color w:val="000000"/>
+        </w:rPr>
+      </w:pPr>
+      <w:proofErr w:type="spellStart"/>
+      <w:proofErr w:type="gramStart"/>
+      <w:r>
+        <w:rPr>
+          <w:rFonts w:ascii="Times New Roman" w:hAnsi="Times New Roman" w:cs="Times New Roman"/>
+          <w:color w:val="000000"/>
+        </w:rPr>
+        <w:t>si.PipeLD</w:t>
+      </w:r>
+      <w:proofErr w:type="spellEnd"/>
+      <w:proofErr w:type="gramEnd"/>
+      <w:r>
+        <w:rPr>
+          <w:rFonts w:ascii="Times New Roman" w:hAnsi="Times New Roman" w:cs="Times New Roman"/>
+          <w:color w:val="000000"/>
+        </w:rPr>
+        <w:t>=[</w:t>
+      </w:r>
+      <w:r>
+        <w:rPr>
+          <w:rFonts w:ascii="Times New Roman" w:hAnsi="Times New Roman" w:cs="Times New Roman" w:hint="eastAsia"/>
+          <w:color w:val="000000"/>
+        </w:rPr>
+        <w:t>130.6</w:t>
+      </w:r>
+      <w:r>
+        <w:rPr>
+          <w:rFonts w:ascii="Times New Roman" w:hAnsi="Times New Roman" w:cs="Times New Roman"/>
+          <w:color w:val="000000"/>
+        </w:rPr>
+        <w:t xml:space="preserve"> </w:t>
+      </w:r>
+      <w:r>
+        <w:rPr>
+          <w:rFonts w:ascii="Times New Roman" w:hAnsi="Times New Roman" w:cs="Times New Roman"/>
+          <w:color w:val="000000"/>
+        </w:rPr>
+        <w:t xml:space="preserve"> </w:t>
+      </w:r>
+      <w:r>
+        <w:rPr>
+          <w:rFonts w:ascii="Times New Roman" w:hAnsi="Times New Roman" w:cs="Times New Roman"/>
+          <w:color w:val="000000"/>
+        </w:rPr>
+        <w:t>492.2</w:t>
+      </w:r>
+      <w:r>
+        <w:rPr>
+          <w:rFonts w:ascii="Times New Roman" w:hAnsi="Times New Roman" w:cs="Times New Roman"/>
+          <w:color w:val="000000"/>
+        </w:rPr>
+        <w:t xml:space="preserve"> </w:t>
+      </w:r>
+      <w:r>
+        <w:rPr>
+          <w:rFonts w:ascii="Times New Roman" w:hAnsi="Times New Roman" w:cs="Times New Roman"/>
+          <w:color w:val="000000"/>
+        </w:rPr>
+        <w:t xml:space="preserve"> 7;</w:t>
+      </w:r>
+    </w:p>
+    <w:p>
+      <w:pPr>
+        <w:pStyle w:val="a7"/>
+        <w:spacing w:before="0" w:beforeAutospacing="0" w:after="0" w:afterAutospacing="0"/>
+        <w:rPr>
+          <w:rFonts w:ascii="Times New Roman" w:hAnsi="Times New Roman" w:cs="Times New Roman"/>
+          <w:color w:val="000000"/>
+        </w:rPr>
+      </w:pPr>
+      <w:r>
+        <w:rPr>
+          <w:rFonts w:ascii="Times New Roman" w:hAnsi="Times New Roman" w:cs="Times New Roman"/>
+          <w:color w:val="000000"/>
+        </w:rPr>
+        <w:t xml:space="preserve">    </w:t>
+      </w:r>
+      <w:r>
+        <w:rPr>
+          <w:rFonts w:ascii="Times New Roman" w:hAnsi="Times New Roman" w:cs="Times New Roman"/>
+          <w:color w:val="000000"/>
+        </w:rPr>
+        <w:t xml:space="preserve">      </w:t>
+      </w:r>
+      <w:proofErr w:type="gramStart"/>
+      <w:r>
+        <w:rPr>
+          <w:rFonts w:ascii="Times New Roman" w:hAnsi="Times New Roman" w:cs="Times New Roman" w:hint="eastAsia"/>
+          <w:color w:val="000000"/>
+        </w:rPr>
+        <w:t>139.5</w:t>
+      </w:r>
+      <w:r>
+        <w:rPr>
+          <w:rFonts w:ascii="Times New Roman" w:hAnsi="Times New Roman" w:cs="Times New Roman"/>
+          <w:color w:val="000000"/>
+        </w:rPr>
+        <w:t xml:space="preserve"> </w:t>
+      </w:r>
+      <w:r>
+        <w:rPr>
+          <w:rFonts w:ascii="Times New Roman" w:hAnsi="Times New Roman" w:cs="Times New Roman"/>
+          <w:color w:val="000000"/>
+        </w:rPr>
+        <w:t xml:space="preserve"> </w:t>
+      </w:r>
+      <w:r>
+        <w:rPr>
+          <w:rFonts w:ascii="Times New Roman" w:hAnsi="Times New Roman" w:cs="Times New Roman"/>
+          <w:color w:val="000000"/>
+        </w:rPr>
+        <w:t>492.2</w:t>
+      </w:r>
+      <w:proofErr w:type="gramEnd"/>
+      <w:r>
+        <w:rPr>
+          <w:rFonts w:ascii="Times New Roman" w:hAnsi="Times New Roman" w:cs="Times New Roman"/>
+          <w:color w:val="000000"/>
+        </w:rPr>
+        <w:t xml:space="preserve"> </w:t>
+      </w:r>
+      <w:r>
+        <w:rPr>
+          <w:rFonts w:ascii="Times New Roman" w:hAnsi="Times New Roman" w:cs="Times New Roman"/>
+          <w:color w:val="000000"/>
+        </w:rPr>
+        <w:t xml:space="preserve"> </w:t>
+      </w:r>
+      <w:r>
+        <w:rPr>
+          <w:rFonts w:ascii="Times New Roman" w:hAnsi="Times New Roman" w:cs="Times New Roman"/>
+          <w:color w:val="000000"/>
+        </w:rPr>
+        <w:t>111;</w:t>
+      </w:r>
+    </w:p>
+    <w:p>
+      <w:pPr>
+        <w:pStyle w:val="a7"/>
+        <w:spacing w:before="0" w:beforeAutospacing="0" w:after="0" w:afterAutospacing="0"/>
+        <w:rPr>
+          <w:rFonts w:ascii="Times New Roman" w:hAnsi="Times New Roman" w:cs="Times New Roman"/>
+          <w:color w:val="000000"/>
+        </w:rPr>
+      </w:pPr>
+      <w:r>
+        <w:rPr>
+          <w:rFonts w:ascii="Times New Roman" w:hAnsi="Times New Roman" w:cs="Times New Roman"/>
+          <w:color w:val="000000"/>
+        </w:rPr>
+        <w:t xml:space="preserve">   </w:t>
+      </w:r>
+      <w:r>
+        <w:rPr>
+          <w:rFonts w:ascii="Times New Roman" w:hAnsi="Times New Roman" w:cs="Times New Roman"/>
+          <w:color w:val="000000"/>
+        </w:rPr>
+        <w:t xml:space="preserve">      </w:t>
+      </w:r>
+      <w:r>
+        <w:rPr>
+          <w:rFonts w:ascii="Times New Roman" w:hAnsi="Times New Roman" w:cs="Times New Roman"/>
+          <w:color w:val="000000"/>
+        </w:rPr>
+        <w:t xml:space="preserve"> </w:t>
+      </w:r>
+      <w:r>
+        <w:rPr>
+          <w:rFonts w:ascii="Times New Roman" w:hAnsi="Times New Roman" w:cs="Times New Roman" w:hint="eastAsia"/>
+          <w:color w:val="000000"/>
+        </w:rPr>
+        <w:t>69.9</w:t>
+      </w:r>
+      <w:r>
+        <w:rPr>
+          <w:rFonts w:ascii="Times New Roman" w:hAnsi="Times New Roman" w:cs="Times New Roman"/>
+          <w:color w:val="000000"/>
+        </w:rPr>
+        <w:t xml:space="preserve">  </w:t>
+      </w:r>
+      <w:r>
+        <w:rPr>
+          <w:rFonts w:ascii="Times New Roman" w:hAnsi="Times New Roman" w:cs="Times New Roman"/>
+          <w:color w:val="000000"/>
+        </w:rPr>
+        <w:t xml:space="preserve"> </w:t>
+      </w:r>
+      <w:proofErr w:type="gramStart"/>
+      <w:r>
+        <w:rPr>
+          <w:rFonts w:ascii="Times New Roman" w:hAnsi="Times New Roman" w:cs="Times New Roman"/>
+          <w:color w:val="000000"/>
+        </w:rPr>
+        <w:t xml:space="preserve">441.2 </w:t>
+      </w:r>
+      <w:r>
+        <w:rPr>
+          <w:rFonts w:ascii="Times New Roman" w:hAnsi="Times New Roman" w:cs="Times New Roman"/>
+          <w:color w:val="000000"/>
+        </w:rPr>
+        <w:t xml:space="preserve"> </w:t>
+      </w:r>
+      <w:r>
+        <w:rPr>
+          <w:rFonts w:ascii="Times New Roman" w:hAnsi="Times New Roman" w:cs="Times New Roman"/>
+          <w:color w:val="000000"/>
+        </w:rPr>
+        <w:t>51</w:t>
+      </w:r>
+      <w:proofErr w:type="gramEnd"/>
+      <w:r>
+        <w:rPr>
+          <w:rFonts w:ascii="Times New Roman" w:hAnsi="Times New Roman" w:cs="Times New Roman"/>
+          <w:color w:val="000000"/>
+        </w:rPr>
+        <w:t>;</w:t>
+      </w:r>
+    </w:p>
+    <w:p>
+      <w:pPr>
+        <w:pStyle w:val="a7"/>
+        <w:spacing w:before="0" w:beforeAutospacing="0" w:after="0" w:afterAutospacing="0"/>
+        <w:rPr>
+          <w:rFonts w:ascii="Times New Roman" w:hAnsi="Times New Roman" w:cs="Times New Roman"/>
+          <w:color w:val="000000"/>
+        </w:rPr>
+      </w:pPr>
+      <w:r>
+        <w:rPr>
+          <w:rFonts w:ascii="Times New Roman" w:hAnsi="Times New Roman" w:cs="Times New Roman"/>
+          <w:color w:val="000000"/>
+        </w:rPr>
+        <w:t xml:space="preserve">    </w:t>
+      </w:r>
+      <w:r>
+        <w:rPr>
+          <w:rFonts w:ascii="Times New Roman" w:hAnsi="Times New Roman" w:cs="Times New Roman"/>
+          <w:color w:val="000000"/>
+        </w:rPr>
+        <w:t xml:space="preserve">      </w:t>
+      </w:r>
+      <w:r>
+        <w:rPr>
+          <w:rFonts w:ascii="Times New Roman" w:hAnsi="Times New Roman" w:cs="Times New Roman" w:hint="eastAsia"/>
+          <w:color w:val="000000"/>
+        </w:rPr>
+        <w:t>38.7</w:t>
+      </w:r>
+      <w:r>
+        <w:rPr>
+          <w:rFonts w:ascii="Times New Roman" w:hAnsi="Times New Roman" w:cs="Times New Roman"/>
+          <w:color w:val="000000"/>
+        </w:rPr>
+        <w:t xml:space="preserve">  </w:t>
+      </w:r>
+      <w:r>
+        <w:rPr>
+          <w:rFonts w:ascii="Times New Roman" w:hAnsi="Times New Roman" w:cs="Times New Roman"/>
+          <w:color w:val="000000"/>
+        </w:rPr>
+        <w:t xml:space="preserve"> </w:t>
+      </w:r>
+      <w:proofErr w:type="gramStart"/>
+      <w:r>
+        <w:rPr>
+          <w:rFonts w:ascii="Times New Roman" w:hAnsi="Times New Roman" w:cs="Times New Roman"/>
+          <w:color w:val="000000"/>
+        </w:rPr>
+        <w:t xml:space="preserve">441.2 </w:t>
+      </w:r>
+      <w:r>
+        <w:rPr>
+          <w:rFonts w:ascii="Times New Roman" w:hAnsi="Times New Roman" w:cs="Times New Roman"/>
+          <w:color w:val="000000"/>
+        </w:rPr>
+        <w:t xml:space="preserve"> </w:t>
+      </w:r>
+      <w:r>
+        <w:rPr>
+          <w:rFonts w:ascii="Times New Roman" w:hAnsi="Times New Roman" w:cs="Times New Roman"/>
+          <w:color w:val="000000"/>
+        </w:rPr>
+        <w:t>41</w:t>
+      </w:r>
+      <w:proofErr w:type="gramEnd"/>
+      <w:r>
+        <w:rPr>
+          <w:rFonts w:ascii="Times New Roman" w:hAnsi="Times New Roman" w:cs="Times New Roman"/>
+          <w:color w:val="000000"/>
+        </w:rPr>
+        <w:t>];</w:t>
+      </w:r>
+      <w:r>
+        <w:rPr>
+          <w:rFonts w:ascii="Times New Roman" w:hAnsi="Times New Roman" w:cs="Times New Roman"/>
+          <w:color w:val="000000"/>
+        </w:rPr>
+        <w:t xml:space="preserve"> %</w:t>
+      </w:r>
+      <w:r>
+        <w:t xml:space="preserve"> </w:t>
+      </w:r>
+      <w:r>
+        <w:rPr>
+          <w:rFonts w:ascii="Times New Roman" w:hAnsi="Times New Roman" w:cs="Times New Roman"/>
+          <w:color w:val="000000"/>
+        </w:rPr>
+        <w:t xml:space="preserve">The first column indicates the pipeline length (km), the second column indicates the pipeline's inner diameter (mm), and the third column indicates the elevation of the terminal site (m). </w:t>
+      </w:r>
+    </w:p>
+    <w:p>
+      <w:pPr>
+        <w:widowControl/>
+        <w:jc w:val="left"/>
+        <w:rPr>
+          <w:rFonts w:ascii="Times New Roman" w:eastAsia="宋体" w:hAnsi="Times New Roman" w:cs="Times New Roman"/>
+          <w:color w:val="000000"/>
+          <w:kern w:val="0"/>
+          <w:sz w:val="24"/>
+          <w:szCs w:val="24"/>
+        </w:rPr>
+      </w:pPr>
+      <w:proofErr w:type="spellStart"/>
+      <w:proofErr w:type="gramStart"/>
+      <w:r>
+        <w:rPr>
+          <w:rFonts w:ascii="Times New Roman" w:eastAsia="宋体" w:hAnsi="Times New Roman" w:cs="Times New Roman"/>
+          <w:color w:val="000000"/>
+          <w:kern w:val="0"/>
+          <w:sz w:val="24"/>
+          <w:szCs w:val="24"/>
+        </w:rPr>
+        <w:t>si.PipePs</w:t>
+      </w:r>
+      <w:proofErr w:type="spellEnd"/>
+      <w:proofErr w:type="gramEnd"/>
+      <w:r>
+        <w:rPr>
+          <w:rFonts w:ascii="Times New Roman" w:eastAsia="宋体" w:hAnsi="Times New Roman" w:cs="Times New Roman"/>
+          <w:color w:val="000000"/>
+          <w:kern w:val="0"/>
+          <w:sz w:val="24"/>
+          <w:szCs w:val="24"/>
+        </w:rPr>
+        <w:t>=[0.45 0.45</w:t>
+      </w:r>
+      <w:r>
+        <w:rPr>
+          <w:rFonts w:ascii="Times New Roman" w:eastAsia="宋体" w:hAnsi="Times New Roman" w:cs="Times New Roman"/>
+          <w:color w:val="000000"/>
+          <w:kern w:val="0"/>
+          <w:sz w:val="24"/>
+          <w:szCs w:val="24"/>
+        </w:rPr>
+        <w:t xml:space="preserve"> </w:t>
+      </w:r>
+      <w:r>
+        <w:rPr>
+          <w:rFonts w:ascii="Times New Roman" w:eastAsia="宋体" w:hAnsi="Times New Roman" w:cs="Times New Roman"/>
+          <w:color w:val="000000"/>
+          <w:kern w:val="0"/>
+          <w:sz w:val="24"/>
+          <w:szCs w:val="24"/>
+        </w:rPr>
+        <w:t xml:space="preserve"> 4.5;</w:t>
+      </w:r>
+      <w:r>
+        <w:rPr>
+          <w:rFonts w:ascii="Times New Roman" w:eastAsia="宋体" w:hAnsi="Times New Roman" w:cs="Times New Roman"/>
+          <w:color w:val="000000"/>
+          <w:kern w:val="0"/>
+          <w:sz w:val="24"/>
+          <w:szCs w:val="24"/>
+        </w:rPr>
+        <w:t xml:space="preserve"> </w:t>
+      </w:r>
+    </w:p>
+    <w:p>
+      <w:pPr>
+        <w:widowControl/>
+        <w:jc w:val="left"/>
+        <w:rPr>
+          <w:rFonts w:ascii="Times New Roman" w:eastAsia="宋体" w:hAnsi="Times New Roman" w:cs="Times New Roman"/>
+          <w:color w:val="000000"/>
+          <w:kern w:val="0"/>
+          <w:sz w:val="24"/>
+          <w:szCs w:val="24"/>
+        </w:rPr>
+      </w:pPr>
+      <w:r>
+        <w:rPr>
+          <w:rFonts w:ascii="Times New Roman" w:eastAsia="宋体" w:hAnsi="Times New Roman" w:cs="Times New Roman"/>
+          <w:color w:val="000000"/>
+          <w:kern w:val="0"/>
+          <w:sz w:val="24"/>
+          <w:szCs w:val="24"/>
+        </w:rPr>
+        <w:t xml:space="preserve">         </w:t>
+      </w:r>
+      <w:proofErr w:type="gramStart"/>
+      <w:r>
+        <w:rPr>
+          <w:rFonts w:ascii="Times New Roman" w:eastAsia="宋体" w:hAnsi="Times New Roman" w:cs="Times New Roman"/>
+          <w:color w:val="000000"/>
+          <w:kern w:val="0"/>
+          <w:sz w:val="24"/>
+          <w:szCs w:val="24"/>
+        </w:rPr>
+        <w:t xml:space="preserve">3.5 </w:t>
+      </w:r>
+      <w:r>
+        <w:rPr>
+          <w:rFonts w:ascii="Times New Roman" w:eastAsia="宋体" w:hAnsi="Times New Roman" w:cs="Times New Roman"/>
+          <w:color w:val="000000"/>
+          <w:kern w:val="0"/>
+          <w:sz w:val="24"/>
+          <w:szCs w:val="24"/>
+        </w:rPr>
+        <w:t xml:space="preserve"> </w:t>
+      </w:r>
+      <w:r>
+        <w:rPr>
+          <w:rFonts w:ascii="Times New Roman" w:eastAsia="宋体" w:hAnsi="Times New Roman" w:cs="Times New Roman"/>
+          <w:color w:val="000000"/>
+          <w:kern w:val="0"/>
+          <w:sz w:val="24"/>
+          <w:szCs w:val="24"/>
+        </w:rPr>
+        <w:t>0.5</w:t>
+      </w:r>
+      <w:proofErr w:type="gramEnd"/>
+      <w:r>
+        <w:rPr>
+          <w:rFonts w:ascii="Times New Roman" w:eastAsia="宋体" w:hAnsi="Times New Roman" w:cs="Times New Roman"/>
+          <w:color w:val="000000"/>
+          <w:kern w:val="0"/>
+          <w:sz w:val="24"/>
+          <w:szCs w:val="24"/>
+        </w:rPr>
+        <w:t xml:space="preserve"> </w:t>
+      </w:r>
+      <w:r>
+        <w:rPr>
+          <w:rFonts w:ascii="Times New Roman" w:eastAsia="宋体" w:hAnsi="Times New Roman" w:cs="Times New Roman"/>
+          <w:color w:val="000000"/>
+          <w:kern w:val="0"/>
+          <w:sz w:val="24"/>
+          <w:szCs w:val="24"/>
+        </w:rPr>
+        <w:t xml:space="preserve"> </w:t>
+      </w:r>
+      <w:r>
+        <w:rPr>
+          <w:rFonts w:ascii="Times New Roman" w:eastAsia="宋体" w:hAnsi="Times New Roman" w:cs="Times New Roman"/>
+          <w:color w:val="000000"/>
+          <w:kern w:val="0"/>
+          <w:sz w:val="24"/>
+          <w:szCs w:val="24"/>
+        </w:rPr>
+        <w:t>4.5;</w:t>
+      </w:r>
+    </w:p>
+    <w:p>
+      <w:pPr>
+        <w:widowControl/>
+        <w:jc w:val="left"/>
+        <w:rPr>
+          <w:rFonts w:ascii="Times New Roman" w:eastAsia="宋体" w:hAnsi="Times New Roman" w:cs="Times New Roman"/>
+          <w:color w:val="000000"/>
+          <w:kern w:val="0"/>
+          <w:sz w:val="24"/>
+          <w:szCs w:val="24"/>
+        </w:rPr>
+      </w:pPr>
+      <w:r>
+        <w:rPr>
+          <w:rFonts w:ascii="Times New Roman" w:eastAsia="宋体" w:hAnsi="Times New Roman" w:cs="Times New Roman"/>
+          <w:color w:val="000000"/>
+          <w:kern w:val="0"/>
+          <w:sz w:val="24"/>
+          <w:szCs w:val="24"/>
+        </w:rPr>
+        <w:t xml:space="preserve">         </w:t>
+      </w:r>
+      <w:proofErr w:type="gramStart"/>
+      <w:r>
+        <w:rPr>
+          <w:rFonts w:ascii="Times New Roman" w:eastAsia="宋体" w:hAnsi="Times New Roman" w:cs="Times New Roman"/>
+          <w:color w:val="000000"/>
+          <w:kern w:val="0"/>
+          <w:sz w:val="24"/>
+          <w:szCs w:val="24"/>
+        </w:rPr>
+        <w:t>3.</w:t>
+      </w:r>
+      <w:r>
+        <w:rPr>
+          <w:rFonts w:ascii="Times New Roman" w:eastAsia="宋体" w:hAnsi="Times New Roman" w:cs="Times New Roman" w:hint="eastAsia"/>
+          <w:color w:val="000000"/>
+          <w:kern w:val="0"/>
+          <w:sz w:val="24"/>
+          <w:szCs w:val="24"/>
+        </w:rPr>
+        <w:t>0</w:t>
+      </w:r>
+      <w:r>
+        <w:rPr>
+          <w:rFonts w:ascii="Times New Roman" w:eastAsia="宋体" w:hAnsi="Times New Roman" w:cs="Times New Roman"/>
+          <w:color w:val="000000"/>
+          <w:kern w:val="0"/>
+          <w:sz w:val="24"/>
+          <w:szCs w:val="24"/>
+        </w:rPr>
+        <w:t xml:space="preserve"> </w:t>
+      </w:r>
+      <w:r>
+        <w:rPr>
+          <w:rFonts w:ascii="Times New Roman" w:eastAsia="宋体" w:hAnsi="Times New Roman" w:cs="Times New Roman"/>
+          <w:color w:val="000000"/>
+          <w:kern w:val="0"/>
+          <w:sz w:val="24"/>
+          <w:szCs w:val="24"/>
+        </w:rPr>
+        <w:t xml:space="preserve"> </w:t>
+      </w:r>
+      <w:r>
+        <w:rPr>
+          <w:rFonts w:ascii="Times New Roman" w:eastAsia="宋体" w:hAnsi="Times New Roman" w:cs="Times New Roman"/>
+          <w:color w:val="000000"/>
+          <w:kern w:val="0"/>
+          <w:sz w:val="24"/>
+          <w:szCs w:val="24"/>
+        </w:rPr>
+        <w:t>0.6</w:t>
+      </w:r>
+      <w:proofErr w:type="gramEnd"/>
+      <w:r>
+        <w:rPr>
+          <w:rFonts w:ascii="Times New Roman" w:eastAsia="宋体" w:hAnsi="Times New Roman" w:cs="Times New Roman"/>
+          <w:color w:val="000000"/>
+          <w:kern w:val="0"/>
+          <w:sz w:val="24"/>
+          <w:szCs w:val="24"/>
+        </w:rPr>
+        <w:t xml:space="preserve"> </w:t>
+      </w:r>
+      <w:r>
+        <w:rPr>
+          <w:rFonts w:ascii="Times New Roman" w:eastAsia="宋体" w:hAnsi="Times New Roman" w:cs="Times New Roman"/>
+          <w:color w:val="000000"/>
+          <w:kern w:val="0"/>
+          <w:sz w:val="24"/>
+          <w:szCs w:val="24"/>
+        </w:rPr>
+        <w:t xml:space="preserve"> </w:t>
+      </w:r>
+      <w:r>
+        <w:rPr>
+          <w:rFonts w:ascii="Times New Roman" w:eastAsia="宋体" w:hAnsi="Times New Roman" w:cs="Times New Roman" w:hint="eastAsia"/>
+          <w:color w:val="000000"/>
+          <w:kern w:val="0"/>
+          <w:sz w:val="24"/>
+          <w:szCs w:val="24"/>
+        </w:rPr>
+        <w:t>3.0</w:t>
+      </w:r>
+      <w:r>
+        <w:rPr>
+          <w:rFonts w:ascii="Times New Roman" w:eastAsia="宋体" w:hAnsi="Times New Roman" w:cs="Times New Roman"/>
+          <w:color w:val="000000"/>
+          <w:kern w:val="0"/>
+          <w:sz w:val="24"/>
+          <w:szCs w:val="24"/>
+        </w:rPr>
+        <w:t>;</w:t>
+      </w:r>
+    </w:p>
+    <w:p>
+      <w:pPr>
+        <w:widowControl/>
+        <w:jc w:val="left"/>
+        <w:rPr>
+          <w:rFonts w:ascii="Times New Roman" w:eastAsia="宋体" w:hAnsi="Times New Roman" w:cs="Times New Roman"/>
+          <w:color w:val="000000"/>
+          <w:kern w:val="0"/>
+          <w:sz w:val="24"/>
+          <w:szCs w:val="24"/>
+        </w:rPr>
+      </w:pPr>
+      <w:r>
+        <w:rPr>
+          <w:rFonts w:ascii="Times New Roman" w:eastAsia="宋体" w:hAnsi="Times New Roman" w:cs="Times New Roman"/>
+          <w:color w:val="000000"/>
+          <w:kern w:val="0"/>
+          <w:sz w:val="24"/>
+          <w:szCs w:val="24"/>
+        </w:rPr>
+        <w:t xml:space="preserve">         </w:t>
+      </w:r>
+      <w:proofErr w:type="gramStart"/>
+      <w:r>
+        <w:rPr>
+          <w:rFonts w:ascii="Times New Roman" w:eastAsia="宋体" w:hAnsi="Times New Roman" w:cs="Times New Roman"/>
+          <w:color w:val="000000"/>
+          <w:kern w:val="0"/>
+          <w:sz w:val="24"/>
+          <w:szCs w:val="24"/>
+        </w:rPr>
+        <w:t>2.</w:t>
+      </w:r>
+      <w:r>
+        <w:rPr>
+          <w:rFonts w:ascii="Times New Roman" w:eastAsia="宋体" w:hAnsi="Times New Roman" w:cs="Times New Roman" w:hint="eastAsia"/>
+          <w:color w:val="000000"/>
+          <w:kern w:val="0"/>
+          <w:sz w:val="24"/>
+          <w:szCs w:val="24"/>
+        </w:rPr>
+        <w:t>0</w:t>
+      </w:r>
+      <w:r>
+        <w:rPr>
+          <w:rFonts w:ascii="Times New Roman" w:eastAsia="宋体" w:hAnsi="Times New Roman" w:cs="Times New Roman"/>
+          <w:color w:val="000000"/>
+          <w:kern w:val="0"/>
+          <w:sz w:val="24"/>
+          <w:szCs w:val="24"/>
+        </w:rPr>
+        <w:t xml:space="preserve"> </w:t>
+      </w:r>
+      <w:r>
+        <w:rPr>
+          <w:rFonts w:ascii="Times New Roman" w:eastAsia="宋体" w:hAnsi="Times New Roman" w:cs="Times New Roman"/>
+          <w:color w:val="000000"/>
+          <w:kern w:val="0"/>
+          <w:sz w:val="24"/>
+          <w:szCs w:val="24"/>
+        </w:rPr>
+        <w:t xml:space="preserve"> </w:t>
+      </w:r>
+      <w:r>
+        <w:rPr>
+          <w:rFonts w:ascii="Times New Roman" w:eastAsia="宋体" w:hAnsi="Times New Roman" w:cs="Times New Roman"/>
+          <w:color w:val="000000"/>
+          <w:kern w:val="0"/>
+          <w:sz w:val="24"/>
+          <w:szCs w:val="24"/>
+        </w:rPr>
+        <w:t>0.1</w:t>
+      </w:r>
+      <w:proofErr w:type="gramEnd"/>
+      <w:r>
+        <w:rPr>
+          <w:rFonts w:ascii="Times New Roman" w:eastAsia="宋体" w:hAnsi="Times New Roman" w:cs="Times New Roman"/>
+          <w:color w:val="000000"/>
+          <w:kern w:val="0"/>
+          <w:sz w:val="24"/>
+          <w:szCs w:val="24"/>
+        </w:rPr>
+        <w:t xml:space="preserve"> </w:t>
+      </w:r>
+      <w:r>
+        <w:rPr>
+          <w:rFonts w:ascii="Times New Roman" w:eastAsia="宋体" w:hAnsi="Times New Roman" w:cs="Times New Roman"/>
+          <w:color w:val="000000"/>
+          <w:kern w:val="0"/>
+          <w:sz w:val="24"/>
+          <w:szCs w:val="24"/>
+        </w:rPr>
+        <w:t xml:space="preserve"> </w:t>
+      </w:r>
+      <w:r>
+        <w:rPr>
+          <w:rFonts w:ascii="Times New Roman" w:eastAsia="宋体" w:hAnsi="Times New Roman" w:cs="Times New Roman" w:hint="eastAsia"/>
+          <w:color w:val="000000"/>
+          <w:kern w:val="0"/>
+          <w:sz w:val="24"/>
+          <w:szCs w:val="24"/>
+        </w:rPr>
+        <w:t>2.0</w:t>
+      </w:r>
+      <w:r>
+        <w:rPr>
+          <w:rFonts w:ascii="Times New Roman" w:eastAsia="宋体" w:hAnsi="Times New Roman" w:cs="Times New Roman"/>
+          <w:color w:val="000000"/>
+          <w:kern w:val="0"/>
+          <w:sz w:val="24"/>
+          <w:szCs w:val="24"/>
+        </w:rPr>
+        <w:t>;</w:t>
+      </w:r>
+    </w:p>
+    <w:p>
+      <w:pPr>
+        <w:widowControl/>
+        <w:jc w:val="left"/>
+        <w:rPr>
+          <w:rFonts w:ascii="Times New Roman" w:eastAsia="宋体" w:hAnsi="Times New Roman" w:cs="Times New Roman"/>
+          <w:color w:val="000000"/>
+          <w:sz w:val="24"/>
+          <w:szCs w:val="24"/>
+        </w:rPr>
+      </w:pPr>
+      <w:r>
+        <w:rPr>
+          <w:rFonts w:ascii="Times New Roman" w:eastAsia="宋体" w:hAnsi="Times New Roman" w:cs="Times New Roman"/>
+          <w:color w:val="000000"/>
+          <w:kern w:val="0"/>
+          <w:sz w:val="24"/>
+          <w:szCs w:val="24"/>
+        </w:rPr>
+        <w:t xml:space="preserve">         </w:t>
+      </w:r>
+      <w:proofErr w:type="gramStart"/>
+      <w:r>
+        <w:rPr>
+          <w:rFonts w:ascii="Times New Roman" w:eastAsia="宋体" w:hAnsi="Times New Roman" w:cs="Times New Roman"/>
+          <w:color w:val="000000"/>
+          <w:kern w:val="0"/>
+          <w:sz w:val="24"/>
+          <w:szCs w:val="24"/>
+        </w:rPr>
+        <w:t>1.</w:t>
+      </w:r>
+      <w:r>
+        <w:rPr>
+          <w:rFonts w:ascii="Times New Roman" w:eastAsia="宋体" w:hAnsi="Times New Roman" w:cs="Times New Roman" w:hint="eastAsia"/>
+          <w:color w:val="000000"/>
+          <w:kern w:val="0"/>
+          <w:sz w:val="24"/>
+          <w:szCs w:val="24"/>
+        </w:rPr>
+        <w:t>0</w:t>
+      </w:r>
+      <w:r>
+        <w:rPr>
+          <w:rFonts w:ascii="Times New Roman" w:eastAsia="宋体" w:hAnsi="Times New Roman" w:cs="Times New Roman"/>
+          <w:color w:val="000000"/>
+          <w:kern w:val="0"/>
+          <w:sz w:val="24"/>
+          <w:szCs w:val="24"/>
+        </w:rPr>
+        <w:t xml:space="preserve"> </w:t>
+      </w:r>
+      <w:r>
+        <w:rPr>
+          <w:rFonts w:ascii="Times New Roman" w:eastAsia="宋体" w:hAnsi="Times New Roman" w:cs="Times New Roman"/>
+          <w:color w:val="000000"/>
+          <w:kern w:val="0"/>
+          <w:sz w:val="24"/>
+          <w:szCs w:val="24"/>
+        </w:rPr>
+        <w:t xml:space="preserve"> </w:t>
+      </w:r>
+      <w:r>
+        <w:rPr>
+          <w:rFonts w:ascii="Times New Roman" w:eastAsia="宋体" w:hAnsi="Times New Roman" w:cs="Times New Roman"/>
+          <w:color w:val="000000"/>
+          <w:kern w:val="0"/>
+          <w:sz w:val="24"/>
+          <w:szCs w:val="24"/>
+        </w:rPr>
+        <w:t>0.1</w:t>
+      </w:r>
+      <w:proofErr w:type="gramEnd"/>
+      <w:r>
+        <w:rPr>
+          <w:rFonts w:ascii="Times New Roman" w:eastAsia="宋体" w:hAnsi="Times New Roman" w:cs="Times New Roman"/>
+          <w:color w:val="000000"/>
+          <w:kern w:val="0"/>
+          <w:sz w:val="24"/>
+          <w:szCs w:val="24"/>
+        </w:rPr>
+        <w:t xml:space="preserve"> </w:t>
+      </w:r>
+      <w:r>
+        <w:rPr>
+          <w:rFonts w:ascii="Times New Roman" w:eastAsia="宋体" w:hAnsi="Times New Roman" w:cs="Times New Roman"/>
+          <w:color w:val="000000"/>
+          <w:kern w:val="0"/>
+          <w:sz w:val="24"/>
+          <w:szCs w:val="24"/>
+        </w:rPr>
+        <w:t xml:space="preserve"> </w:t>
+      </w:r>
+      <w:r>
+        <w:rPr>
+          <w:rFonts w:ascii="Times New Roman" w:eastAsia="宋体" w:hAnsi="Times New Roman" w:cs="Times New Roman" w:hint="eastAsia"/>
+          <w:color w:val="000000"/>
+          <w:kern w:val="0"/>
+          <w:sz w:val="24"/>
+          <w:szCs w:val="24"/>
+        </w:rPr>
+        <w:t>1.0</w:t>
+      </w:r>
+      <w:r>
+        <w:rPr>
+          <w:rFonts w:ascii="Times New Roman" w:eastAsia="宋体" w:hAnsi="Times New Roman" w:cs="Times New Roman"/>
+          <w:color w:val="000000"/>
+          <w:kern w:val="0"/>
+          <w:sz w:val="24"/>
+          <w:szCs w:val="24"/>
+        </w:rPr>
+        <w:t>];</w:t>
+      </w:r>
+      <w:r>
+        <w:rPr>
+          <w:rFonts w:ascii="Times New Roman" w:eastAsia="宋体" w:hAnsi="Times New Roman" w:cs="Times New Roman"/>
+          <w:color w:val="000000"/>
+          <w:kern w:val="0"/>
+          <w:sz w:val="24"/>
+          <w:szCs w:val="24"/>
+        </w:rPr>
+        <w:t xml:space="preserve"> </w:t>
+      </w:r>
+      <w:r>
+        <w:rPr>
+          <w:rFonts w:ascii="Times New Roman" w:hAnsi="Times New Roman" w:cs="Times New Roman"/>
+          <w:color w:val="000000"/>
+        </w:rPr>
+        <w:t>%</w:t>
+      </w:r>
+      <w:r>
+        <w:rPr>
+          <w:rFonts w:ascii="Times New Roman" w:hAnsi="Times New Roman" w:cs="Times New Roman"/>
+          <w:color w:val="000000"/>
+        </w:rPr>
+        <w:t xml:space="preserve"> </w:t>
+      </w:r>
+      <w:r>
+        <w:rPr>
+          <w:rFonts w:ascii="Times New Roman" w:eastAsia="宋体" w:hAnsi="Times New Roman" w:cs="Times New Roman"/>
+          <w:color w:val="000000"/>
+          <w:sz w:val="24"/>
+          <w:szCs w:val="24"/>
+        </w:rPr>
+        <w:t>The first column indicates the maximum inlet pressure, minimum inlet pressure, and maximum outlet pressure (MPa) at the station;</w:t>
+      </w:r>
+    </w:p>
+    <w:p>
+      <w:pPr>
+        <w:widowControl/>
+        <w:jc w:val="left"/>
+        <w:rPr>
+          <w:rFonts w:ascii="Times New Roman" w:eastAsia="宋体" w:hAnsi="Times New Roman" w:cs="Times New Roman"/>
+          <w:color w:val="000000"/>
+          <w:kern w:val="0"/>
+          <w:sz w:val="24"/>
+          <w:szCs w:val="24"/>
+        </w:rPr>
+      </w:pPr>
+      <w:proofErr w:type="spellStart"/>
+      <w:proofErr w:type="gramStart"/>
+      <w:r>
+        <w:rPr>
+          <w:rFonts w:ascii="Times New Roman" w:eastAsia="宋体" w:hAnsi="Times New Roman" w:cs="Times New Roman"/>
+          <w:color w:val="000000"/>
+          <w:kern w:val="0"/>
+          <w:sz w:val="24"/>
+          <w:szCs w:val="24"/>
+        </w:rPr>
+        <w:t>si.PipeHik</w:t>
+      </w:r>
+      <w:proofErr w:type="spellEnd"/>
+      <w:proofErr w:type="gramEnd"/>
+      <w:r>
+        <w:rPr>
+          <w:rFonts w:ascii="Times New Roman" w:eastAsia="宋体" w:hAnsi="Times New Roman" w:cs="Times New Roman"/>
+          <w:color w:val="000000"/>
+          <w:kern w:val="0"/>
+          <w:sz w:val="24"/>
+          <w:szCs w:val="24"/>
+        </w:rPr>
+        <w:t>=[</w:t>
+      </w:r>
+      <w:r>
+        <w:rPr>
+          <w:rFonts w:ascii="Times New Roman" w:eastAsia="宋体" w:hAnsi="Times New Roman" w:cs="Times New Roman"/>
+          <w:color w:val="000000"/>
+          <w:kern w:val="0"/>
+          <w:sz w:val="24"/>
+          <w:szCs w:val="24"/>
+        </w:rPr>
+        <w:t xml:space="preserve">  </w:t>
+      </w:r>
+      <w:r>
+        <w:rPr>
+          <w:rFonts w:ascii="Times New Roman" w:eastAsia="宋体" w:hAnsi="Times New Roman" w:cs="Times New Roman"/>
+          <w:color w:val="000000"/>
+          <w:kern w:val="0"/>
+          <w:sz w:val="24"/>
+          <w:szCs w:val="24"/>
+        </w:rPr>
+        <w:t>290 180;</w:t>
+      </w:r>
+    </w:p>
+    <w:p>
+      <w:pPr>
+        <w:widowControl/>
+        <w:jc w:val="left"/>
+        <w:rPr>
+          <w:rFonts w:ascii="Times New Roman" w:eastAsia="宋体" w:hAnsi="Times New Roman" w:cs="Times New Roman"/>
+          <w:color w:val="000000"/>
+          <w:kern w:val="0"/>
+          <w:sz w:val="24"/>
+          <w:szCs w:val="24"/>
+        </w:rPr>
+      </w:pPr>
+      <w:r>
+        <w:rPr>
+          <w:rFonts w:ascii="Times New Roman" w:eastAsia="宋体" w:hAnsi="Times New Roman" w:cs="Times New Roman"/>
+          <w:color w:val="000000"/>
+          <w:kern w:val="0"/>
+          <w:sz w:val="24"/>
+          <w:szCs w:val="24"/>
+        </w:rPr>
+        <w:t xml:space="preserve">            290 220;</w:t>
+      </w:r>
+    </w:p>
+    <w:p>
+      <w:pPr>
+        <w:widowControl/>
+        <w:jc w:val="left"/>
+        <w:rPr>
+          <w:rFonts w:ascii="Times New Roman" w:eastAsia="宋体" w:hAnsi="Times New Roman" w:cs="Times New Roman"/>
+          <w:color w:val="000000"/>
+          <w:kern w:val="0"/>
+          <w:sz w:val="24"/>
+          <w:szCs w:val="24"/>
+        </w:rPr>
+      </w:pPr>
+      <w:r>
+        <w:rPr>
+          <w:rFonts w:ascii="Times New Roman" w:eastAsia="宋体" w:hAnsi="Times New Roman" w:cs="Times New Roman"/>
+          <w:color w:val="000000"/>
+          <w:kern w:val="0"/>
+          <w:sz w:val="24"/>
+          <w:szCs w:val="24"/>
+        </w:rPr>
+        <w:t xml:space="preserve">            0   0;</w:t>
+      </w:r>
+    </w:p>
+    <w:p>
+      <w:pPr>
+        <w:widowControl/>
+        <w:jc w:val="left"/>
+        <w:rPr>
+          <w:rFonts w:ascii="Times New Roman" w:eastAsia="宋体" w:hAnsi="Times New Roman" w:cs="Times New Roman"/>
+          <w:color w:val="000000"/>
+          <w:kern w:val="0"/>
+          <w:sz w:val="24"/>
+          <w:szCs w:val="24"/>
+        </w:rPr>
+      </w:pPr>
+      <w:r>
+        <w:rPr>
+          <w:rFonts w:ascii="Times New Roman" w:eastAsia="宋体" w:hAnsi="Times New Roman" w:cs="Times New Roman"/>
+          <w:color w:val="000000"/>
+          <w:kern w:val="0"/>
+          <w:sz w:val="24"/>
+          <w:szCs w:val="24"/>
+        </w:rPr>
+        <w:t xml:space="preserve">            0   0;</w:t>
+      </w:r>
+    </w:p>
+    <w:p>
+      <w:pPr>
+        <w:widowControl/>
+        <w:jc w:val="left"/>
+        <w:rPr>
+          <w:rFonts w:ascii="Times New Roman" w:eastAsia="宋体" w:hAnsi="Times New Roman" w:cs="Times New Roman"/>
+          <w:color w:val="000000"/>
+          <w:sz w:val="24"/>
+          <w:szCs w:val="24"/>
+        </w:rPr>
+      </w:pPr>
+      <w:r>
+        <w:rPr>
+          <w:rFonts w:ascii="Times New Roman" w:eastAsia="宋体" w:hAnsi="Times New Roman" w:cs="Times New Roman"/>
+          <w:color w:val="000000"/>
+          <w:kern w:val="0"/>
+          <w:sz w:val="24"/>
+          <w:szCs w:val="24"/>
+        </w:rPr>
+        <w:t xml:space="preserve">            0   0];</w:t>
+      </w:r>
+      <w:r>
+        <w:t xml:space="preserve"> </w:t>
+      </w:r>
+      <w:r>
+        <w:rPr>
+          <w:rFonts w:ascii="Times New Roman" w:hAnsi="Times New Roman" w:cs="Times New Roman"/>
+          <w:color w:val="000000"/>
+        </w:rPr>
+        <w:t>%</w:t>
+      </w:r>
+      <w:r>
+        <w:rPr>
+          <w:rFonts w:ascii="Times New Roman" w:hAnsi="Times New Roman" w:cs="Times New Roman"/>
+          <w:color w:val="000000"/>
+        </w:rPr>
+        <w:t xml:space="preserve"> </w:t>
+      </w:r>
+      <w:r>
+        <w:rPr>
+          <w:rFonts w:ascii="Times New Roman" w:eastAsia="宋体" w:hAnsi="Times New Roman" w:cs="Times New Roman"/>
+          <w:color w:val="000000"/>
+          <w:kern w:val="0"/>
+          <w:sz w:val="24"/>
+          <w:szCs w:val="24"/>
+        </w:rPr>
+        <w:t>The relevant head of the pumping stations; the row vectors represent the five stations.</w:t>
+      </w:r>
+    </w:p>
+    <w:p>
+      <w:pPr>
+        <w:widowControl/>
+        <w:jc w:val="left"/>
+        <w:rPr>
+          <w:rFonts w:ascii="Times New Roman" w:eastAsia="宋体" w:hAnsi="Times New Roman" w:cs="Times New Roman"/>
+          <w:color w:val="000000"/>
+          <w:sz w:val="24"/>
+          <w:szCs w:val="24"/>
+        </w:rPr>
+      </w:pPr>
+      <w:r>
+        <w:rPr>
+          <w:rFonts w:ascii="Times New Roman" w:eastAsia="宋体" w:hAnsi="Times New Roman" w:cs="Times New Roman"/>
+          <w:color w:val="000000"/>
+          <w:sz w:val="24"/>
+          <w:szCs w:val="24"/>
+        </w:rPr>
+        <w:t>Station upper/lower limit</w:t>
+      </w:r>
+      <w:proofErr w:type="gramStart"/>
+      <w:r>
+        <w:rPr>
+          <w:rFonts w:ascii="Times New Roman" w:eastAsia="宋体" w:hAnsi="Times New Roman" w:cs="Times New Roman"/>
+          <w:color w:val="000000"/>
+          <w:sz w:val="24"/>
+          <w:szCs w:val="24"/>
+        </w:rPr>
+        <w:t>=[</w:t>
+      </w:r>
+      <w:proofErr w:type="gramEnd"/>
+      <w:r>
+        <w:rPr>
+          <w:rFonts w:ascii="Times New Roman" w:eastAsia="宋体" w:hAnsi="Times New Roman" w:cs="Times New Roman"/>
+          <w:color w:val="000000"/>
+          <w:sz w:val="24"/>
+          <w:szCs w:val="24"/>
+        </w:rPr>
+        <w:t>1100-700; 1100-500; 1100-150; 1100-150;]( m3/h)</w:t>
+      </w:r>
+    </w:p>
+    <w:p>
+      <w:pPr>
+        <w:pStyle w:val="a7"/>
+        <w:spacing w:before="0" w:beforeAutospacing="0" w:after="0" w:afterAutospacing="0"/>
+        <w:rPr>
+          <w:rFonts w:ascii="Times New Roman" w:hAnsi="Times New Roman" w:cs="Times New Roman"/>
+          <w:color w:val="000000"/>
+        </w:rPr>
+      </w:pPr>
+      <w:r>
+        <w:rPr>
+          <w:rFonts w:ascii="Times New Roman" w:hAnsi="Times New Roman" w:cs="Times New Roman"/>
+          <w:color w:val="000000"/>
+        </w:rPr>
+        <w:t>Station upper/lower delivery limit</w:t>
+      </w:r>
+      <w:proofErr w:type="gramStart"/>
+      <w:r>
+        <w:rPr>
+          <w:rFonts w:ascii="Times New Roman" w:hAnsi="Times New Roman" w:cs="Times New Roman"/>
+          <w:color w:val="000000"/>
+        </w:rPr>
+        <w:t>=[</w:t>
+      </w:r>
+      <w:proofErr w:type="gramEnd"/>
+      <w:r>
+        <w:rPr>
+          <w:rFonts w:ascii="Times New Roman" w:hAnsi="Times New Roman" w:cs="Times New Roman"/>
+          <w:color w:val="000000"/>
+        </w:rPr>
+        <w:t xml:space="preserve"> 800-150; 600-150; 600-150; 600-150]</w:t>
+      </w:r>
+    </w:p>
+    <w:p>
+      <w:pPr>
+        <w:rPr>
+          <w:rFonts w:ascii="Times New Roman" w:eastAsia="宋体" w:hAnsi="Times New Roman" w:cs="Times New Roman" w:hint="eastAsia"/>
           <w:sz w:val="24"/>
           <w:szCs w:val="24"/>
         </w:rPr>
@@ -3397,6 +5402,7 @@
   <w:style w:type="paragraph" w:default="1" w:styleId="a">
     <w:name w:val="Normal"/>
     <w:qFormat/>
+    <w:rsid w:val="002B051D"/>
     <w:pPr>
       <w:widowControl w:val="0"/>
       <w:jc w:val="both"/>
